--- a/arb/docx/010.content.docx
+++ b/arb/docx/010.content.docx
@@ -27374,6 +27374,624 @@
         <w:rPr>
           <w:lang w:val="ar_AE" w:bidi="ar_AE"/>
         </w:rPr>
+        <w:t>رُؤْيَا، رؤى</w:t>
+      </w:r>
+      <w:r>
+        <w:rPr>
+          <w:lang w:val="ar_AE" w:bidi="ar_AE"/>
+        </w:rPr>
+      </w:r>
+    </w:p>
+    <w:p>
+      <w:pPr>
+        <w:bidi/>
+      </w:pPr>
+      <w:r>
+        <w:rPr>
+          <w:lang w:val="ar_AE" w:bidi="ar_AE"/>
+        </w:rPr>
+      </w:r>
+      <w:r>
+        <w:rPr>
+          <w:lang w:val="ar_AE" w:bidi="ar_AE"/>
+        </w:rPr>
+        <w:t>شتى الخبرات المرئية (أو المنظورة) على الإطلاق، أما في الكتاب المقدس فالكلمة تعني عادة إعلانات فوق طبيعية للنبي. تعددت الرؤى أو المناظر الاستثنائية في النبوة المبكرة في العهد القديم، وكانت تعدّ برهانًا على موهبة النبي الرؤيوية. كان صَموئِيل "رائيًا" أو صاحب رؤيا؛ كان قادرًا على "رؤية" مكان حمير شَاول الضائعة وإخباره بمكانها (</w:t>
+      </w:r>
+      <w:hyperlink r:id="rId784">
+        <w:r>
+          <w:rPr>
+            <w:lang w:val="ar_AE" w:bidi="ar_AE"/>
+          </w:rPr>
+          <w:rPr>
+            <w:color w:val="0000EE"/>
+            <w:u w:val="single"/>
+          </w:rPr>
+          <w:t>1 صموئيل 9:19–20</w:t>
+        </w:r>
+      </w:hyperlink>
+      <w:r>
+        <w:rPr>
+          <w:lang w:val="ar_AE" w:bidi="ar_AE"/>
+        </w:rPr>
+        <w:t>). كان بمقدور أَلِيشَع أن يتابع أفعال جِيحْزِي الخاطئة "بالروح" ومواجهته عند عودته (</w:t>
+      </w:r>
+      <w:hyperlink r:id="rId785">
+        <w:r>
+          <w:rPr>
+            <w:lang w:val="ar_AE" w:bidi="ar_AE"/>
+          </w:rPr>
+          <w:rPr>
+            <w:color w:val="0000EE"/>
+            <w:u w:val="single"/>
+          </w:rPr>
+          <w:t>2 ملوك 5:26</w:t>
+        </w:r>
+      </w:hyperlink>
+      <w:r>
+        <w:rPr>
+          <w:lang w:val="ar_AE" w:bidi="ar_AE"/>
+        </w:rPr>
+        <w:t>). هذه الموهبة فوق الطبيعية لم تكن تعطى سوى للأنبياء.</w:t>
+      </w:r>
+    </w:p>
+    <w:p>
+      <w:pPr>
+        <w:bidi/>
+      </w:pPr>
+      <w:r>
+        <w:rPr>
+          <w:lang w:val="ar_AE" w:bidi="ar_AE"/>
+        </w:rPr>
+      </w:r>
+      <w:r>
+        <w:rPr>
+          <w:lang w:val="ar_AE" w:bidi="ar_AE"/>
+        </w:rPr>
+        <w:t xml:space="preserve">بخلاف هذه الأنواع من رؤى تختص بأحداث الحاضر التي تحصل في أماكن أخرى على الأرض، توجد رؤى إعلانية كاشفة- رؤى تتعلق بالمستقبل، وتُعطى من ٱلله لأنبياء مختلفين. أحيانًا كان الله ينقل هذه الرؤى مستخدمًا الأحلام. وكلا الخبرتين قناتان شرعيتان للوحي-للإعلان الإلهي. كما يُفترض أن الرؤى تتمايز عن الأحلام باعتبارها خبرات نهارية تحدث في </w:t>
+      </w:r>
+      <w:r>
+        <w:rPr>
+          <w:lang w:val="ar_AE" w:bidi="ar_AE"/>
+        </w:rPr>
+        <w:t xml:space="preserve">ساعات </w:t>
+      </w:r>
+      <w:r>
+        <w:rPr>
+          <w:lang w:val="ar_AE" w:bidi="ar_AE"/>
+        </w:rPr>
+        <w:t>النهار.</w:t>
+      </w:r>
+    </w:p>
+    <w:p>
+      <w:pPr>
+        <w:bidi/>
+      </w:pPr>
+      <w:r>
+        <w:rPr>
+          <w:lang w:val="ar_AE" w:bidi="ar_AE"/>
+        </w:rPr>
+      </w:r>
+      <w:r>
+        <w:rPr>
+          <w:lang w:val="ar_AE" w:bidi="ar_AE"/>
+        </w:rPr>
+        <w:t>تتعدد أنماط الرؤى الإعلانية الكاشفة. وفي طيف هذه الأنماط، يقع في أقصى طرفه ما يسمى برؤيا الدهش التي اختبرها حِزْقِيَال. لقد اختبر دهشًا روحيًا فوق طبيعي يمكن أن ينقله إلى أماكن أخرى (</w:t>
+      </w:r>
+      <w:hyperlink r:id="rId786">
+        <w:r>
+          <w:rPr>
+            <w:lang w:val="ar_AE" w:bidi="ar_AE"/>
+          </w:rPr>
+          <w:rPr>
+            <w:color w:val="0000EE"/>
+            <w:u w:val="single"/>
+          </w:rPr>
+          <w:t>حزقيال 8:3؛</w:t>
+        </w:r>
+      </w:hyperlink>
+      <w:r>
+        <w:rPr>
+          <w:lang w:val="ar_AE" w:bidi="ar_AE"/>
+        </w:rPr>
+        <w:t xml:space="preserve"> </w:t>
+      </w:r>
+      <w:hyperlink r:id="rId787">
+        <w:r>
+          <w:rPr>
+            <w:lang w:val="ar_AE" w:bidi="ar_AE"/>
+          </w:rPr>
+          <w:rPr>
+            <w:color w:val="0000EE"/>
+            <w:u w:val="single"/>
+          </w:rPr>
+          <w:t>40:2</w:t>
+        </w:r>
+      </w:hyperlink>
+      <w:r>
+        <w:rPr>
+          <w:lang w:val="ar_AE" w:bidi="ar_AE"/>
+        </w:rPr>
+        <w:t>). وعلى الأرجح كانت رؤية دَانِيآل (</w:t>
+      </w:r>
+      <w:hyperlink r:id="rId788">
+        <w:r>
+          <w:rPr>
+            <w:lang w:val="ar_AE" w:bidi="ar_AE"/>
+          </w:rPr>
+          <w:rPr>
+            <w:color w:val="0000EE"/>
+            <w:u w:val="single"/>
+          </w:rPr>
+          <w:t>دانيال 8</w:t>
+        </w:r>
+      </w:hyperlink>
+      <w:r>
+        <w:rPr>
+          <w:lang w:val="ar_AE" w:bidi="ar_AE"/>
+        </w:rPr>
+        <w:t>) من نفس النوع، وكذلك كانت خبرة إِرْمِيَا (</w:t>
+      </w:r>
+      <w:hyperlink r:id="rId789">
+        <w:r>
+          <w:rPr>
+            <w:lang w:val="ar_AE" w:bidi="ar_AE"/>
+          </w:rPr>
+          <w:rPr>
+            <w:color w:val="0000EE"/>
+            <w:u w:val="single"/>
+          </w:rPr>
+          <w:t>إرميا 13:4–7</w:t>
+        </w:r>
+      </w:hyperlink>
+      <w:r>
+        <w:rPr>
+          <w:lang w:val="ar_AE" w:bidi="ar_AE"/>
+        </w:rPr>
+        <w:t>). وفي الطرف الآخر من طيف الرؤى يوجد ما يسمى بالفهم الرمزي. في هذا النوع، يرى النبي شيئًا عاديًا من العالم الطبيعي، لكنه يراه بمعنى أشدّ عمقًا. فسلة الْقِطَافِ، أو سَلَّةُ فواكِهِ آخر الصَّيفِ التي "جعل" ٱللهِ عَاموس "يراها" (</w:t>
+      </w:r>
+      <w:hyperlink r:id="rId790">
+        <w:r>
+          <w:rPr>
+            <w:lang w:val="ar_AE" w:bidi="ar_AE"/>
+          </w:rPr>
+          <w:rPr>
+            <w:color w:val="0000EE"/>
+            <w:u w:val="single"/>
+          </w:rPr>
+          <w:t>عاموس 8:1–2</w:t>
+        </w:r>
+      </w:hyperlink>
+      <w:r>
+        <w:rPr>
+          <w:lang w:val="ar_AE" w:bidi="ar_AE"/>
+        </w:rPr>
+        <w:t>) يبدو أنها تقع ضمن هذه الفئة من الرؤى، وربما كذلك رؤى إِرْمِيَا ل</w:t>
+      </w:r>
+      <w:r>
+        <w:rPr>
+          <w:lang w:val="ar_AE" w:bidi="ar_AE"/>
+        </w:rPr>
+        <w:t xml:space="preserve">قَضِيب اللَوْز، وكذلك القِدْر المَنْفُوخة المائلة </w:t>
+      </w:r>
+      <w:r>
+        <w:rPr>
+          <w:lang w:val="ar_AE" w:bidi="ar_AE"/>
+        </w:rPr>
+        <w:t>(</w:t>
+      </w:r>
+      <w:hyperlink r:id="rId791">
+        <w:r>
+          <w:rPr>
+            <w:lang w:val="ar_AE" w:bidi="ar_AE"/>
+          </w:rPr>
+          <w:rPr>
+            <w:color w:val="0000EE"/>
+            <w:u w:val="single"/>
+          </w:rPr>
+          <w:t>إرميا 1:11–13</w:t>
+        </w:r>
+      </w:hyperlink>
+      <w:r>
+        <w:rPr>
+          <w:lang w:val="ar_AE" w:bidi="ar_AE"/>
+        </w:rPr>
+        <w:t>). أما النوع الذي يتوسط طرفي هذا الطيف فيشمل الرؤى السماوية التصويرية التي تلقاها إِشَعْيَاء (</w:t>
+      </w:r>
+      <w:hyperlink r:id="rId792">
+        <w:r>
+          <w:rPr>
+            <w:lang w:val="ar_AE" w:bidi="ar_AE"/>
+          </w:rPr>
+          <w:rPr>
+            <w:color w:val="0000EE"/>
+            <w:u w:val="single"/>
+          </w:rPr>
+          <w:t>1 ملوك 22:19–22؛</w:t>
+        </w:r>
+      </w:hyperlink>
+      <w:r>
+        <w:rPr>
+          <w:lang w:val="ar_AE" w:bidi="ar_AE"/>
+        </w:rPr>
+        <w:t xml:space="preserve"> </w:t>
+      </w:r>
+      <w:hyperlink r:id="rId793">
+        <w:r>
+          <w:rPr>
+            <w:lang w:val="ar_AE" w:bidi="ar_AE"/>
+          </w:rPr>
+          <w:rPr>
+            <w:color w:val="0000EE"/>
+            <w:u w:val="single"/>
+          </w:rPr>
+          <w:t>إشعياء 6</w:t>
+        </w:r>
+      </w:hyperlink>
+      <w:r>
+        <w:rPr>
+          <w:lang w:val="ar_AE" w:bidi="ar_AE"/>
+        </w:rPr>
+        <w:t>)، وكذلك التي استقبلها الرسول يوحَنَّا عند كت سفر الرؤيا.</w:t>
+      </w:r>
+    </w:p>
+    <w:p>
+      <w:pPr>
+        <w:bidi/>
+      </w:pPr>
+      <w:r>
+        <w:rPr>
+          <w:lang w:val="ar_AE" w:bidi="ar_AE"/>
+        </w:rPr>
+      </w:r>
+      <w:r>
+        <w:rPr>
+          <w:lang w:val="ar_AE" w:bidi="ar_AE"/>
+        </w:rPr>
+        <w:t>في الواقع، يمكن أن تأتي النبوة إما بخبرة مرئية (منظورة)، أو خبرة سمعية أو بصرية. عادةً يصاحب الرؤيا توصيل رسالة لفظية، بحيث تكون الرؤية والسمع بارزتين معًا في داخل الخبرة فوق الطبيعية. كانت هذه هى الحال مع إِشَعْيَاء، الذي رأى وسمع، إذ قال "</w:t>
+      </w:r>
+      <w:r>
+        <w:rPr>
+          <w:lang w:val="ar_AE" w:bidi="ar_AE"/>
+        </w:rPr>
+        <w:t>رَأَيْتُ ٱلسَّيِّدَ جَالِسًا... ثُمَّ سَمِعْتُ صَوْتَ ٱلسَّيِّدِ"</w:t>
+      </w:r>
+      <w:r>
+        <w:rPr>
+          <w:lang w:val="ar_AE" w:bidi="ar_AE"/>
+        </w:rPr>
+        <w:t>. إنما يمكن</w:t>
+      </w:r>
+      <w:r>
+        <w:rPr>
+          <w:lang w:val="ar_AE" w:bidi="ar_AE"/>
+        </w:rPr>
+        <w:t xml:space="preserve"> اعتبار </w:t>
+      </w:r>
+      <w:r>
+        <w:rPr>
+          <w:lang w:val="ar_AE" w:bidi="ar_AE"/>
+        </w:rPr>
+        <w:t xml:space="preserve">الخبرة السمعية في حد ذاتها رؤيا أيضًا، وذلك لأن الكلمة الإلهية هي وحي-إعلان من الله. لكن يصعب أحيانًا تحديد ما إذا كان تعبير "رؤيا" يتضمن عنصرًا سمعيًا بارزًا أو أنه يُستخدم بالمعنى الأوسع للوحي-الإعلان (مثلًا، </w:t>
+      </w:r>
+      <w:hyperlink r:id="rId794">
+        <w:r>
+          <w:rPr>
+            <w:lang w:val="ar_AE" w:bidi="ar_AE"/>
+          </w:rPr>
+          <w:rPr>
+            <w:color w:val="0000EE"/>
+            <w:u w:val="single"/>
+          </w:rPr>
+          <w:t>حزقيال 12:21–28</w:t>
+        </w:r>
+      </w:hyperlink>
+      <w:r>
+        <w:rPr>
+          <w:lang w:val="ar_AE" w:bidi="ar_AE"/>
+        </w:rPr>
+        <w:t>). غالبًا ما يُستخدم تعبير"رؤيا" ببساطة كلَفظ</w:t>
+      </w:r>
+      <w:r>
+        <w:rPr>
+          <w:lang w:val="ar_AE" w:bidi="ar_AE"/>
+        </w:rPr>
+        <w:t xml:space="preserve"> </w:t>
+      </w:r>
+      <w:r>
+        <w:rPr>
+          <w:lang w:val="ar_AE" w:bidi="ar_AE"/>
+        </w:rPr>
+        <w:t>اصطِلاحِي للتواصل اللفظي من ٱللهِ. وهكذا، يُطلق على دعوة صَموئِيل حرفيًا "رؤيا" (</w:t>
+      </w:r>
+      <w:hyperlink r:id="rId795">
+        <w:r>
+          <w:rPr>
+            <w:lang w:val="ar_AE" w:bidi="ar_AE"/>
+          </w:rPr>
+          <w:rPr>
+            <w:color w:val="0000EE"/>
+            <w:u w:val="single"/>
+          </w:rPr>
+          <w:t>1 صموئيل 3:15</w:t>
+        </w:r>
+      </w:hyperlink>
+      <w:r>
+        <w:rPr>
+          <w:lang w:val="ar_AE" w:bidi="ar_AE"/>
+        </w:rPr>
+        <w:t>). وتتعدد الأسفار النبوية التي تدرج كلمة "</w:t>
+      </w:r>
+      <w:r>
+        <w:rPr>
+          <w:lang w:val="ar_AE" w:bidi="ar_AE"/>
+        </w:rPr>
+        <w:t>رُؤْيَا</w:t>
+      </w:r>
+      <w:r>
+        <w:rPr>
+          <w:lang w:val="ar_AE" w:bidi="ar_AE"/>
+        </w:rPr>
+        <w:t>" في عناوينها (</w:t>
+      </w:r>
+      <w:hyperlink r:id="rId796">
+        <w:r>
+          <w:rPr>
+            <w:lang w:val="ar_AE" w:bidi="ar_AE"/>
+          </w:rPr>
+          <w:rPr>
+            <w:color w:val="0000EE"/>
+            <w:u w:val="single"/>
+          </w:rPr>
+          <w:t>إشعياء 1:1؛</w:t>
+        </w:r>
+      </w:hyperlink>
+      <w:r>
+        <w:rPr>
+          <w:lang w:val="ar_AE" w:bidi="ar_AE"/>
+        </w:rPr>
+        <w:t xml:space="preserve"> </w:t>
+      </w:r>
+      <w:hyperlink r:id="rId797">
+        <w:r>
+          <w:rPr>
+            <w:lang w:val="ar_AE" w:bidi="ar_AE"/>
+          </w:rPr>
+          <w:rPr>
+            <w:color w:val="0000EE"/>
+            <w:u w:val="single"/>
+          </w:rPr>
+          <w:t>عوبديا 1:1؛</w:t>
+        </w:r>
+      </w:hyperlink>
+      <w:r>
+        <w:rPr>
+          <w:lang w:val="ar_AE" w:bidi="ar_AE"/>
+        </w:rPr>
+        <w:t xml:space="preserve"> </w:t>
+      </w:r>
+      <w:hyperlink r:id="rId798">
+        <w:r>
+          <w:rPr>
+            <w:lang w:val="ar_AE" w:bidi="ar_AE"/>
+          </w:rPr>
+          <w:rPr>
+            <w:color w:val="0000EE"/>
+            <w:u w:val="single"/>
+          </w:rPr>
+          <w:t>ناحوم 1:1</w:t>
+        </w:r>
+      </w:hyperlink>
+      <w:r>
+        <w:rPr>
+          <w:lang w:val="ar_AE" w:bidi="ar_AE"/>
+        </w:rPr>
+        <w:t>). كمت تُوصف نبوة نَاثَان عن عهد ٱللهِ مع دَاود باعتبارها رُؤْيَا (</w:t>
+      </w:r>
+      <w:hyperlink r:id="rId799">
+        <w:r>
+          <w:rPr>
+            <w:lang w:val="ar_AE" w:bidi="ar_AE"/>
+          </w:rPr>
+          <w:rPr>
+            <w:color w:val="0000EE"/>
+            <w:u w:val="single"/>
+          </w:rPr>
+          <w:t>2 صموئيل 7:17؛</w:t>
+        </w:r>
+      </w:hyperlink>
+      <w:r>
+        <w:rPr>
+          <w:lang w:val="ar_AE" w:bidi="ar_AE"/>
+        </w:rPr>
+        <w:t xml:space="preserve"> </w:t>
+      </w:r>
+      <w:hyperlink r:id="rId800">
+        <w:r>
+          <w:rPr>
+            <w:lang w:val="ar_AE" w:bidi="ar_AE"/>
+          </w:rPr>
+          <w:rPr>
+            <w:color w:val="0000EE"/>
+            <w:u w:val="single"/>
+          </w:rPr>
+          <w:t>1 أخبار الأيام 17:15؛</w:t>
+        </w:r>
+      </w:hyperlink>
+      <w:r>
+        <w:rPr>
+          <w:lang w:val="ar_AE" w:bidi="ar_AE"/>
+        </w:rPr>
+        <w:t xml:space="preserve"> </w:t>
+      </w:r>
+      <w:hyperlink r:id="rId801">
+        <w:r>
+          <w:rPr>
+            <w:lang w:val="ar_AE" w:bidi="ar_AE"/>
+          </w:rPr>
+          <w:rPr>
+            <w:color w:val="0000EE"/>
+            <w:u w:val="single"/>
+          </w:rPr>
+          <w:t>مزمور 89:19</w:t>
+        </w:r>
+      </w:hyperlink>
+      <w:r>
+        <w:rPr>
+          <w:lang w:val="ar_AE" w:bidi="ar_AE"/>
+        </w:rPr>
+        <w:t xml:space="preserve">). وفي </w:t>
+      </w:r>
+      <w:hyperlink r:id="rId802">
+        <w:r>
+          <w:rPr>
+            <w:lang w:val="ar_AE" w:bidi="ar_AE"/>
+          </w:rPr>
+          <w:rPr>
+            <w:color w:val="0000EE"/>
+            <w:u w:val="single"/>
+          </w:rPr>
+          <w:t>دَانِيآل 9:24 "</w:t>
+        </w:r>
+      </w:hyperlink>
+      <w:r>
+        <w:rPr>
+          <w:lang w:val="ar_AE" w:bidi="ar_AE"/>
+        </w:rPr>
+        <w:t>لِخَتْمِ ٱلرُّؤْيَا وَٱلنُّبُوَّةِ</w:t>
+      </w:r>
+      <w:r>
+        <w:rPr>
+          <w:lang w:val="ar_AE" w:bidi="ar_AE"/>
+        </w:rPr>
+        <w:t xml:space="preserve">" يعني توثيق نبوة إِرْمِيَا المشار إليها في الآية </w:t>
+      </w:r>
+      <w:hyperlink r:id="rId803">
+        <w:r>
+          <w:rPr>
+            <w:lang w:val="ar_AE" w:bidi="ar_AE"/>
+          </w:rPr>
+          <w:rPr>
+            <w:color w:val="0000EE"/>
+            <w:u w:val="single"/>
+          </w:rPr>
+          <w:t>2</w:t>
+        </w:r>
+      </w:hyperlink>
+      <w:r>
+        <w:rPr>
+          <w:lang w:val="ar_AE" w:bidi="ar_AE"/>
+        </w:rPr>
+        <w:t>. وفي أشهر آيات سفر الأمثال الذي عادة يُترجم "</w:t>
+      </w:r>
+      <w:r>
+        <w:rPr>
+          <w:lang w:val="ar_AE" w:bidi="ar_AE"/>
+        </w:rPr>
+        <w:t>بِلَا رُؤْيَا يَجْمَحُ ٱلشَّعْبُ</w:t>
+      </w:r>
+      <w:r>
+        <w:rPr>
+          <w:lang w:val="ar_AE" w:bidi="ar_AE"/>
+        </w:rPr>
+        <w:t>" (</w:t>
+      </w:r>
+      <w:hyperlink r:id="rId804">
+        <w:r>
+          <w:rPr>
+            <w:lang w:val="ar_AE" w:bidi="ar_AE"/>
+          </w:rPr>
+          <w:rPr>
+            <w:color w:val="0000EE"/>
+            <w:u w:val="single"/>
+          </w:rPr>
+          <w:t>أمثال 29:18</w:t>
+        </w:r>
+      </w:hyperlink>
+      <w:r>
+        <w:rPr>
+          <w:lang w:val="ar_AE" w:bidi="ar_AE"/>
+        </w:rPr>
+        <w:t xml:space="preserve">)، يشير مصطلح "رُؤْيَا" إلى إعلان-وحي نبوي، أي العطية الإلهية للنبوة التي صُممت لتكون عاملًا مؤثرًا في إرشاد حياة إِسْرَائِيل. </w:t>
+      </w:r>
+      <w:r>
+        <w:rPr>
+          <w:i/>
+          <w:lang w:val="ar_AE" w:bidi="ar_AE"/>
+        </w:rPr>
+        <w:t>انظر</w:t>
+      </w:r>
+      <w:r>
+        <w:rPr>
+          <w:lang w:val="ar_AE" w:bidi="ar_AE"/>
+        </w:rPr>
+        <w:t xml:space="preserve"> </w:t>
+      </w:r>
+      <w:r>
+        <w:rPr>
+          <w:lang w:val="ar_AE" w:bidi="ar_AE"/>
+        </w:rPr>
+        <w:t>الأدب الرؤيوي لنهاية العالم؛</w:t>
+      </w:r>
+      <w:r>
+        <w:rPr>
+          <w:lang w:val="ar_AE" w:bidi="ar_AE"/>
+        </w:rPr>
+        <w:t xml:space="preserve"> </w:t>
+      </w:r>
+      <w:r>
+        <w:rPr>
+          <w:lang w:val="ar_AE" w:bidi="ar_AE"/>
+        </w:rPr>
+        <w:t>أحلام؛</w:t>
+      </w:r>
+      <w:r>
+        <w:rPr>
+          <w:lang w:val="ar_AE" w:bidi="ar_AE"/>
+        </w:rPr>
+        <w:t xml:space="preserve"> </w:t>
+      </w:r>
+      <w:r>
+        <w:rPr>
+          <w:lang w:val="ar_AE" w:bidi="ar_AE"/>
+        </w:rPr>
+        <w:t>نبوة</w:t>
+      </w:r>
+      <w:r>
+        <w:rPr>
+          <w:lang w:val="ar_AE" w:bidi="ar_AE"/>
+        </w:rPr>
+        <w:t>.</w:t>
+      </w:r>
+      <w:r>
+        <w:rPr>
+          <w:lang w:val="ar_AE" w:bidi="ar_AE"/>
+        </w:rPr>
+      </w:r>
+      <w:r>
+        <w:rPr>
+          <w:lang w:val="ar_AE" w:bidi="ar_AE"/>
+        </w:rPr>
+      </w:r>
+    </w:p>
+    <w:p>
+      <w:pPr>
+        <w:bidi/>
+      </w:pPr>
+      <w:r>
+        <w:rPr>
+          <w:lang w:val="ar_AE" w:bidi="ar_AE"/>
+        </w:rPr>
+      </w:r>
+    </w:p>
+    <w:p>
+      <w:pPr>
+        <w:pStyle w:val="Heading2"/>
+        <w:bidi/>
+      </w:pPr>
+      <w:r>
+        <w:rPr>
+          <w:lang w:val="ar_AE" w:bidi="ar_AE"/>
+        </w:rPr>
         <w:t>رؤيا يعقوب</w:t>
       </w:r>
       <w:r>
@@ -27441,7 +28059,7 @@
         </w:rPr>
         <w:t xml:space="preserve">وتقع "الرؤيا الثانية" في عشرين صفحة من النص القبطي، وتدعي أنها توثيقٌ لخطبة ألقاها يعقوب البار وهو واقفٌ على الدرجة الخامسة للهيكل؛ ويتضمن السفر إشاراتٍ عديدة وصدىً للأسفار القانونية، مختتمًا بسرد قصة إلقاء الجموع ليعقوب من أعلى الهيكل ورجمه، في مشهدٍ يُحاكي استشهاد استفانوس كما ورد في </w:t>
       </w:r>
-      <w:hyperlink r:id="rId784">
+      <w:hyperlink r:id="rId805">
         <w:r>
           <w:rPr>
             <w:lang w:val="ar_AE" w:bidi="ar_AE"/>
@@ -27536,1383 +28154,765 @@
         <w:rPr>
           <w:lang w:val="ar_AE" w:bidi="ar_AE"/>
         </w:rPr>
-        <w:t>رُؤْيَا، رؤى</w:t>
-      </w:r>
-      <w:r>
-        <w:rPr>
-          <w:lang w:val="ar_AE" w:bidi="ar_AE"/>
-        </w:rPr>
-      </w:r>
-    </w:p>
-    <w:p>
-      <w:pPr>
-        <w:bidi/>
-      </w:pPr>
-      <w:r>
-        <w:rPr>
-          <w:lang w:val="ar_AE" w:bidi="ar_AE"/>
-        </w:rPr>
-      </w:r>
-      <w:r>
-        <w:rPr>
-          <w:lang w:val="ar_AE" w:bidi="ar_AE"/>
-        </w:rPr>
-        <w:t>شتى الخبرات المرئية (أو المنظورة) على الإطلاق، أما في الكتاب المقدس فالكلمة تعني عادة إعلانات فوق طبيعية للنبي. تعددت الرؤى أو المناظر الاستثنائية في النبوة المبكرة في العهد القديم، وكانت تعدّ برهانًا على موهبة النبي الرؤيوية. كان صَموئِيل "رائيًا" أو صاحب رؤيا؛ كان قادرًا على "رؤية" مكان حمير شَاول الضائعة وإخباره بمكانها (</w:t>
-      </w:r>
-      <w:hyperlink r:id="rId785">
-        <w:r>
-          <w:rPr>
-            <w:lang w:val="ar_AE" w:bidi="ar_AE"/>
-          </w:rPr>
-          <w:rPr>
-            <w:color w:val="0000EE"/>
-            <w:u w:val="single"/>
-          </w:rPr>
-          <w:t>1 صموئيل 9:19–20</w:t>
-        </w:r>
-      </w:hyperlink>
-      <w:r>
-        <w:rPr>
-          <w:lang w:val="ar_AE" w:bidi="ar_AE"/>
-        </w:rPr>
-        <w:t>). كان بمقدور أَلِيشَع أن يتابع أفعال جِيحْزِي الخاطئة "بالروح" ومواجهته عند عودته (</w:t>
-      </w:r>
-      <w:hyperlink r:id="rId786">
-        <w:r>
-          <w:rPr>
-            <w:lang w:val="ar_AE" w:bidi="ar_AE"/>
-          </w:rPr>
-          <w:rPr>
-            <w:color w:val="0000EE"/>
-            <w:u w:val="single"/>
-          </w:rPr>
-          <w:t>2 ملوك 5:26</w:t>
-        </w:r>
-      </w:hyperlink>
-      <w:r>
-        <w:rPr>
-          <w:lang w:val="ar_AE" w:bidi="ar_AE"/>
-        </w:rPr>
-        <w:t>). هذه الموهبة فوق الطبيعية لم تكن تعطى سوى للأنبياء.</w:t>
-      </w:r>
-    </w:p>
-    <w:p>
-      <w:pPr>
-        <w:bidi/>
-      </w:pPr>
-      <w:r>
-        <w:rPr>
-          <w:lang w:val="ar_AE" w:bidi="ar_AE"/>
-        </w:rPr>
-      </w:r>
-      <w:r>
-        <w:rPr>
-          <w:lang w:val="ar_AE" w:bidi="ar_AE"/>
-        </w:rPr>
-        <w:t xml:space="preserve">بخلاف هذه الأنواع من رؤى تختص بأحداث الحاضر التي تحصل في أماكن أخرى على الأرض، توجد رؤى إعلانية كاشفة- رؤى تتعلق بالمستقبل، وتُعطى من ٱلله لأنبياء مختلفين. أحيانًا كان الله ينقل هذه الرؤى مستخدمًا الأحلام. وكلا الخبرتين قناتان شرعيتان للوحي-للإعلان الإلهي. كما يُفترض أن الرؤى تتمايز عن الأحلام باعتبارها خبرات نهارية تحدث في </w:t>
-      </w:r>
-      <w:r>
-        <w:rPr>
-          <w:lang w:val="ar_AE" w:bidi="ar_AE"/>
-        </w:rPr>
-        <w:t xml:space="preserve">ساعات </w:t>
-      </w:r>
-      <w:r>
-        <w:rPr>
-          <w:lang w:val="ar_AE" w:bidi="ar_AE"/>
-        </w:rPr>
-        <w:t>النهار.</w:t>
-      </w:r>
-    </w:p>
-    <w:p>
-      <w:pPr>
-        <w:bidi/>
-      </w:pPr>
-      <w:r>
-        <w:rPr>
-          <w:lang w:val="ar_AE" w:bidi="ar_AE"/>
-        </w:rPr>
-      </w:r>
-      <w:r>
-        <w:rPr>
-          <w:lang w:val="ar_AE" w:bidi="ar_AE"/>
-        </w:rPr>
-        <w:t>تتعدد أنماط الرؤى الإعلانية الكاشفة. وفي طيف هذه الأنماط، يقع في أقصى طرفه ما يسمى برؤيا الدهش التي اختبرها حِزْقِيَال. لقد اختبر دهشًا روحيًا فوق طبيعي يمكن أن ينقله إلى أماكن أخرى (</w:t>
-      </w:r>
-      <w:hyperlink r:id="rId787">
-        <w:r>
-          <w:rPr>
-            <w:lang w:val="ar_AE" w:bidi="ar_AE"/>
-          </w:rPr>
-          <w:rPr>
-            <w:color w:val="0000EE"/>
-            <w:u w:val="single"/>
-          </w:rPr>
-          <w:t>حزقيال 8:3؛</w:t>
-        </w:r>
-      </w:hyperlink>
+        <w:t>رئيس الخصيان، ربساريس*</w:t>
+      </w:r>
+      <w:r>
+        <w:rPr>
+          <w:lang w:val="ar_AE" w:bidi="ar_AE"/>
+        </w:rPr>
+      </w:r>
+    </w:p>
+    <w:p>
+      <w:pPr>
+        <w:bidi/>
+      </w:pPr>
+      <w:r>
+        <w:rPr>
+          <w:lang w:val="ar_AE" w:bidi="ar_AE"/>
+        </w:rPr>
+      </w:r>
+      <w:r>
+        <w:rPr>
+          <w:lang w:val="ar_AE" w:bidi="ar_AE"/>
+        </w:rPr>
+        <w:t>لقب لمسؤول رفيع المستوى في البلاط الآشوري والبابلي، عادة يكون خصيًا، وأحيانًا يكون مشرفًا على الحريم الملكي. كان الربساريس جزءًا من الوفد الآشوري (</w:t>
+      </w:r>
+      <w:hyperlink r:id="rId806">
+        <w:r>
+          <w:rPr>
+            <w:lang w:val="ar_AE" w:bidi="ar_AE"/>
+          </w:rPr>
+          <w:rPr>
+            <w:color w:val="0000EE"/>
+            <w:u w:val="single"/>
+          </w:rPr>
+          <w:t>2 ملوك 18:17</w:t>
+        </w:r>
+      </w:hyperlink>
+      <w:r>
+        <w:rPr>
+          <w:lang w:val="ar_AE" w:bidi="ar_AE"/>
+        </w:rPr>
+        <w:t>)، وقاضيًا عند البوابة (</w:t>
+      </w:r>
+      <w:hyperlink r:id="rId807">
+        <w:r>
+          <w:rPr>
+            <w:lang w:val="ar_AE" w:bidi="ar_AE"/>
+          </w:rPr>
+          <w:rPr>
+            <w:color w:val="0000EE"/>
+            <w:u w:val="single"/>
+          </w:rPr>
+          <w:t>إرميا 39:3</w:t>
+        </w:r>
+      </w:hyperlink>
+      <w:r>
+        <w:rPr>
+          <w:lang w:val="ar_AE" w:bidi="ar_AE"/>
+        </w:rPr>
+        <w:t xml:space="preserve">)، والمسؤول الذي أطلق سراح إرميا من السجن (الآية </w:t>
+      </w:r>
+      <w:hyperlink r:id="rId808">
+        <w:r>
+          <w:rPr>
+            <w:lang w:val="ar_AE" w:bidi="ar_AE"/>
+          </w:rPr>
+          <w:rPr>
+            <w:color w:val="0000EE"/>
+            <w:u w:val="single"/>
+          </w:rPr>
+          <w:t>13</w:t>
+        </w:r>
+      </w:hyperlink>
+      <w:r>
+        <w:rPr>
+          <w:lang w:val="ar_AE" w:bidi="ar_AE"/>
+        </w:rPr>
+        <w:t>)، وأحد مسؤولي نبوخذنصر (</w:t>
+      </w:r>
+      <w:hyperlink r:id="rId809">
+        <w:r>
+          <w:rPr>
+            <w:lang w:val="ar_AE" w:bidi="ar_AE"/>
+          </w:rPr>
+          <w:rPr>
+            <w:color w:val="0000EE"/>
+            <w:u w:val="single"/>
+          </w:rPr>
+          <w:t>دانيال 1:3، 7</w:t>
+        </w:r>
+      </w:hyperlink>
+      <w:r>
+        <w:rPr>
+          <w:lang w:val="ar_AE" w:bidi="ar_AE"/>
+        </w:rPr>
+        <w:t>).</w:t>
+      </w:r>
+      <w:r>
+        <w:rPr>
+          <w:lang w:val="ar_AE" w:bidi="ar_AE"/>
+        </w:rPr>
+      </w:r>
+      <w:r>
+        <w:rPr>
+          <w:lang w:val="ar_AE" w:bidi="ar_AE"/>
+        </w:rPr>
+      </w:r>
+    </w:p>
+    <w:p>
+      <w:pPr>
+        <w:bidi/>
+      </w:pPr>
+      <w:r>
+        <w:rPr>
+          <w:lang w:val="ar_AE" w:bidi="ar_AE"/>
+        </w:rPr>
+      </w:r>
+    </w:p>
+    <w:p>
+      <w:pPr>
+        <w:pStyle w:val="Heading2"/>
+        <w:bidi/>
+      </w:pPr>
+      <w:r>
+        <w:rPr>
+          <w:lang w:val="ar_AE" w:bidi="ar_AE"/>
+        </w:rPr>
+        <w:t>رئيس الكهنة</w:t>
+      </w:r>
+      <w:r>
+        <w:rPr>
+          <w:lang w:val="ar_AE" w:bidi="ar_AE"/>
+        </w:rPr>
+      </w:r>
+    </w:p>
+    <w:p>
+      <w:pPr>
+        <w:bidi/>
+      </w:pPr>
+      <w:r>
+        <w:rPr>
+          <w:lang w:val="ar_AE" w:bidi="ar_AE"/>
+        </w:rPr>
+      </w:r>
+      <w:r>
+        <w:rPr>
+          <w:lang w:val="ar_AE" w:bidi="ar_AE"/>
+        </w:rPr>
+        <w:t>أعلى منصب في تسلسل الكهنة واللاويين. كان رئيس الكهنة هو الوحيد الذي يدخل إلى قدس أقداس الهيكل مرة واحدة في السنة ليكفر عن خطايا أمة إِسْرَائِيلَ بأكملها.</w:t>
+      </w:r>
+    </w:p>
+    <w:p>
+      <w:pPr>
+        <w:bidi/>
+      </w:pPr>
+      <w:r>
+        <w:rPr>
+          <w:lang w:val="ar_AE" w:bidi="ar_AE"/>
+        </w:rPr>
+      </w:r>
+      <w:r>
+        <w:rPr>
+          <w:i/>
+          <w:lang w:val="ar_AE" w:bidi="ar_AE"/>
+        </w:rPr>
+        <w:t>انظر أيضًا</w:t>
+      </w:r>
       <w:r>
         <w:rPr>
           <w:lang w:val="ar_AE" w:bidi="ar_AE"/>
         </w:rPr>
         <w:t xml:space="preserve"> </w:t>
       </w:r>
-      <w:hyperlink r:id="rId788">
-        <w:r>
-          <w:rPr>
-            <w:lang w:val="ar_AE" w:bidi="ar_AE"/>
-          </w:rPr>
-          <w:rPr>
-            <w:color w:val="0000EE"/>
-            <w:u w:val="single"/>
-          </w:rPr>
-          <w:t>40:2</w:t>
-        </w:r>
-      </w:hyperlink>
-      <w:r>
-        <w:rPr>
-          <w:lang w:val="ar_AE" w:bidi="ar_AE"/>
-        </w:rPr>
-        <w:t>). وعلى الأرجح كانت رؤية دَانِيآل (</w:t>
-      </w:r>
-      <w:hyperlink r:id="rId789">
-        <w:r>
-          <w:rPr>
-            <w:lang w:val="ar_AE" w:bidi="ar_AE"/>
-          </w:rPr>
-          <w:rPr>
-            <w:color w:val="0000EE"/>
-            <w:u w:val="single"/>
-          </w:rPr>
-          <w:t>دانيال 8</w:t>
-        </w:r>
-      </w:hyperlink>
-      <w:r>
-        <w:rPr>
-          <w:lang w:val="ar_AE" w:bidi="ar_AE"/>
-        </w:rPr>
-        <w:t>) من نفس النوع، وكذلك كانت خبرة إِرْمِيَا (</w:t>
-      </w:r>
-      <w:hyperlink r:id="rId790">
-        <w:r>
-          <w:rPr>
-            <w:lang w:val="ar_AE" w:bidi="ar_AE"/>
-          </w:rPr>
-          <w:rPr>
-            <w:color w:val="0000EE"/>
-            <w:u w:val="single"/>
-          </w:rPr>
-          <w:t>إرميا 13:4–7</w:t>
-        </w:r>
-      </w:hyperlink>
-      <w:r>
-        <w:rPr>
-          <w:lang w:val="ar_AE" w:bidi="ar_AE"/>
-        </w:rPr>
-        <w:t>). وفي الطرف الآخر من طيف الرؤى يوجد ما يسمى بالفهم الرمزي. في هذا النوع، يرى النبي شيئًا عاديًا من العالم الطبيعي، لكنه يراه بمعنى أشدّ عمقًا. فسلة الْقِطَافِ، أو سَلَّةُ فواكِهِ آخر الصَّيفِ التي "جعل" ٱللهِ عَاموس "يراها" (</w:t>
-      </w:r>
-      <w:hyperlink r:id="rId791">
-        <w:r>
-          <w:rPr>
-            <w:lang w:val="ar_AE" w:bidi="ar_AE"/>
-          </w:rPr>
-          <w:rPr>
-            <w:color w:val="0000EE"/>
-            <w:u w:val="single"/>
-          </w:rPr>
-          <w:t>عاموس 8:1–2</w:t>
-        </w:r>
-      </w:hyperlink>
-      <w:r>
-        <w:rPr>
-          <w:lang w:val="ar_AE" w:bidi="ar_AE"/>
-        </w:rPr>
-        <w:t>) يبدو أنها تقع ضمن هذه الفئة من الرؤى، وربما كذلك رؤى إِرْمِيَا ل</w:t>
-      </w:r>
-      <w:r>
-        <w:rPr>
-          <w:lang w:val="ar_AE" w:bidi="ar_AE"/>
-        </w:rPr>
-        <w:t xml:space="preserve">قَضِيب اللَوْز، وكذلك القِدْر المَنْفُوخة المائلة </w:t>
-      </w:r>
-      <w:r>
-        <w:rPr>
-          <w:lang w:val="ar_AE" w:bidi="ar_AE"/>
-        </w:rPr>
-        <w:t>(</w:t>
-      </w:r>
-      <w:hyperlink r:id="rId792">
-        <w:r>
-          <w:rPr>
-            <w:lang w:val="ar_AE" w:bidi="ar_AE"/>
-          </w:rPr>
-          <w:rPr>
-            <w:color w:val="0000EE"/>
-            <w:u w:val="single"/>
-          </w:rPr>
-          <w:t>إرميا 1:11–13</w:t>
-        </w:r>
-      </w:hyperlink>
-      <w:r>
-        <w:rPr>
-          <w:lang w:val="ar_AE" w:bidi="ar_AE"/>
-        </w:rPr>
-        <w:t>). أما النوع الذي يتوسط طرفي هذا الطيف فيشمل الرؤى السماوية التصويرية التي تلقاها إِشَعْيَاء (</w:t>
+      <w:r>
+        <w:rPr>
+          <w:lang w:val="ar_AE" w:bidi="ar_AE"/>
+        </w:rPr>
+        <w:t>الكهنة واللاويون</w:t>
+      </w:r>
+      <w:r>
+        <w:rPr>
+          <w:lang w:val="ar_AE" w:bidi="ar_AE"/>
+        </w:rPr>
+        <w:t>.</w:t>
+      </w:r>
+      <w:r>
+        <w:rPr>
+          <w:lang w:val="ar_AE" w:bidi="ar_AE"/>
+        </w:rPr>
+      </w:r>
+      <w:r>
+        <w:rPr>
+          <w:lang w:val="ar_AE" w:bidi="ar_AE"/>
+        </w:rPr>
+      </w:r>
+    </w:p>
+    <w:p>
+      <w:pPr>
+        <w:bidi/>
+      </w:pPr>
+      <w:r>
+        <w:rPr>
+          <w:lang w:val="ar_AE" w:bidi="ar_AE"/>
+        </w:rPr>
+      </w:r>
+    </w:p>
+    <w:p>
+      <w:pPr>
+        <w:pStyle w:val="Heading2"/>
+        <w:bidi/>
+      </w:pPr>
+      <w:r>
+        <w:rPr>
+          <w:lang w:val="ar_AE" w:bidi="ar_AE"/>
+        </w:rPr>
+        <w:t>رئيس الكهنة</w:t>
+      </w:r>
+      <w:r>
+        <w:rPr>
+          <w:lang w:val="ar_AE" w:bidi="ar_AE"/>
+        </w:rPr>
+      </w:r>
+    </w:p>
+    <w:p>
+      <w:pPr>
+        <w:bidi/>
+      </w:pPr>
+      <w:r>
+        <w:rPr>
+          <w:lang w:val="ar_AE" w:bidi="ar_AE"/>
+        </w:rPr>
+      </w:r>
+      <w:r>
+        <w:rPr>
+          <w:lang w:val="ar_AE" w:bidi="ar_AE"/>
+        </w:rPr>
+        <w:t xml:space="preserve">انظر </w:t>
+      </w:r>
+      <w:r>
+        <w:rPr>
+          <w:lang w:val="ar_AE" w:bidi="ar_AE"/>
+        </w:rPr>
+        <w:t>الكهنة واللاويين</w:t>
+      </w:r>
+      <w:r>
+        <w:rPr>
+          <w:lang w:val="ar_AE" w:bidi="ar_AE"/>
+        </w:rPr>
+        <w:t>.</w:t>
+      </w:r>
+      <w:r>
+        <w:rPr>
+          <w:lang w:val="ar_AE" w:bidi="ar_AE"/>
+        </w:rPr>
+      </w:r>
+      <w:r>
+        <w:rPr>
+          <w:lang w:val="ar_AE" w:bidi="ar_AE"/>
+        </w:rPr>
+      </w:r>
+    </w:p>
+    <w:p>
+      <w:pPr>
+        <w:bidi/>
+      </w:pPr>
+      <w:r>
+        <w:rPr>
+          <w:lang w:val="ar_AE" w:bidi="ar_AE"/>
+        </w:rPr>
+      </w:r>
+    </w:p>
+    <w:p>
+      <w:pPr>
+        <w:pStyle w:val="Heading2"/>
+        <w:bidi/>
+      </w:pPr>
+      <w:r>
+        <w:rPr>
+          <w:lang w:val="ar_AE" w:bidi="ar_AE"/>
+        </w:rPr>
+        <w:t>رئيس المجمع*</w:t>
+      </w:r>
+      <w:r>
+        <w:rPr>
+          <w:lang w:val="ar_AE" w:bidi="ar_AE"/>
+        </w:rPr>
+      </w:r>
+    </w:p>
+    <w:p>
+      <w:pPr>
+        <w:bidi/>
+      </w:pPr>
+      <w:r>
+        <w:rPr>
+          <w:lang w:val="ar_AE" w:bidi="ar_AE"/>
+        </w:rPr>
+      </w:r>
+      <w:r>
+        <w:rPr>
+          <w:lang w:val="ar_AE" w:bidi="ar_AE"/>
+        </w:rPr>
+        <w:t>مسؤول كبير في أي من مجامع العهد الجديد. من المفهوم عمومًا أنه كان هناك مسؤول واحد فحسب في أي مجمع.</w:t>
+      </w:r>
+    </w:p>
+    <w:p>
+      <w:pPr>
+        <w:bidi/>
+      </w:pPr>
+      <w:r>
+        <w:rPr>
+          <w:lang w:val="ar_AE" w:bidi="ar_AE"/>
+        </w:rPr>
+      </w:r>
+      <w:r>
+        <w:rPr>
+          <w:lang w:val="ar_AE" w:bidi="ar_AE"/>
+        </w:rPr>
+        <w:t>كانت وظائفه هي العناية بالترتيبات المادية لخدمات العبادة، وإدارة صيانة المبنى، وتحديد من يمكن استدعاؤه لقراءة الناموس والأنبياء أو لأداء الصلاة. كان يُشغَل المنصب أحيانًا لفترة محددة، وأحيانًا مدى الحياة.</w:t>
+      </w:r>
+    </w:p>
+    <w:p>
+      <w:pPr>
+        <w:bidi/>
+      </w:pPr>
+      <w:r>
+        <w:rPr>
+          <w:lang w:val="ar_AE" w:bidi="ar_AE"/>
+        </w:rPr>
+      </w:r>
+      <w:r>
+        <w:rPr>
+          <w:lang w:val="ar_AE" w:bidi="ar_AE"/>
+        </w:rPr>
+        <w:t>يشير العهد الجديد إلى هذا المسؤول في أربع مناسبات مختلفة. يبدو أن يايرس كان رئيس مجمع في كفرناحوم. عندما كانت ابنته مريضة، ذهب إلى الرب يسوع طلبًا للمساعدة، فأقامها الرب يسوع من الأموات (</w:t>
+      </w:r>
+      <w:hyperlink r:id="rId810">
+        <w:r>
+          <w:rPr>
+            <w:lang w:val="ar_AE" w:bidi="ar_AE"/>
+          </w:rPr>
+          <w:rPr>
+            <w:color w:val="0000EE"/>
+            <w:u w:val="single"/>
+          </w:rPr>
+          <w:t>متى 9: 18–26</w:t>
+        </w:r>
+      </w:hyperlink>
+      <w:r>
+        <w:rPr>
+          <w:lang w:val="ar_AE" w:bidi="ar_AE"/>
+        </w:rPr>
+        <w:t xml:space="preserve">؛ </w:t>
+      </w:r>
+      <w:hyperlink r:id="rId811">
+        <w:r>
+          <w:rPr>
+            <w:lang w:val="ar_AE" w:bidi="ar_AE"/>
+          </w:rPr>
+          <w:rPr>
+            <w:color w:val="0000EE"/>
+            <w:u w:val="single"/>
+          </w:rPr>
+          <w:t>مرقس 5: 21–43</w:t>
+        </w:r>
+      </w:hyperlink>
+      <w:r>
+        <w:rPr>
+          <w:lang w:val="ar_AE" w:bidi="ar_AE"/>
+        </w:rPr>
+        <w:t xml:space="preserve">؛ </w:t>
+      </w:r>
+      <w:hyperlink r:id="rId812">
+        <w:r>
+          <w:rPr>
+            <w:lang w:val="ar_AE" w:bidi="ar_AE"/>
+          </w:rPr>
+          <w:rPr>
+            <w:color w:val="0000EE"/>
+            <w:u w:val="single"/>
+          </w:rPr>
+          <w:t>لوقا 8: 41–56</w:t>
+        </w:r>
+      </w:hyperlink>
+      <w:r>
+        <w:rPr>
+          <w:lang w:val="ar_AE" w:bidi="ar_AE"/>
+        </w:rPr>
+        <w:t xml:space="preserve">). يسجل </w:t>
+      </w:r>
+      <w:hyperlink r:id="rId813">
+        <w:r>
+          <w:rPr>
+            <w:lang w:val="ar_AE" w:bidi="ar_AE"/>
+          </w:rPr>
+          <w:rPr>
+            <w:color w:val="0000EE"/>
+            <w:u w:val="single"/>
+          </w:rPr>
+          <w:t>لوقا 13: 14</w:t>
+        </w:r>
+      </w:hyperlink>
+      <w:r>
+        <w:rPr>
+          <w:lang w:val="ar_AE" w:bidi="ar_AE"/>
+        </w:rPr>
+        <w:t xml:space="preserve"> عداء رئيس مجمع آخر إذ اعترض على شفاء الرب يسوع في السبت بعد التعليم في ذلك المجمع.</w:t>
+      </w:r>
+    </w:p>
+    <w:p>
+      <w:pPr>
+        <w:bidi/>
+      </w:pPr>
+      <w:r>
+        <w:rPr>
+          <w:lang w:val="ar_AE" w:bidi="ar_AE"/>
+        </w:rPr>
+      </w:r>
+      <w:r>
+        <w:rPr>
+          <w:lang w:val="ar_AE" w:bidi="ar_AE"/>
+        </w:rPr>
+        <w:t>في رحلاته التبشيرية بدأ الرَّسُول بُولُس عمومًا خدمته في كل مكان يزوره بالذهاب إلى المجمع. في أنطاكية بيسيدية (</w:t>
+      </w:r>
+      <w:hyperlink r:id="rId278">
+        <w:r>
+          <w:rPr>
+            <w:lang w:val="ar_AE" w:bidi="ar_AE"/>
+          </w:rPr>
+          <w:rPr>
+            <w:color w:val="0000EE"/>
+            <w:u w:val="single"/>
+          </w:rPr>
+          <w:t>أعمال الرسل 13: 15</w:t>
+        </w:r>
+      </w:hyperlink>
+      <w:r>
+        <w:rPr>
+          <w:lang w:val="ar_AE" w:bidi="ar_AE"/>
+        </w:rPr>
+        <w:t>)، رحب به رؤساء المجمع ودعوه للكرازة بالإنجيل مجددًا في الأسبوع التالي. لقد آمن كِرِيسْبُسُ، رئيس أحد مجامع كورنثوس (</w:t>
+      </w:r>
+      <w:hyperlink r:id="rId814">
+        <w:r>
+          <w:rPr>
+            <w:lang w:val="ar_AE" w:bidi="ar_AE"/>
+          </w:rPr>
+          <w:rPr>
+            <w:color w:val="0000EE"/>
+            <w:u w:val="single"/>
+          </w:rPr>
+          <w:t>18: 8</w:t>
+        </w:r>
+      </w:hyperlink>
+      <w:r>
+        <w:rPr>
+          <w:lang w:val="ar_AE" w:bidi="ar_AE"/>
+        </w:rPr>
+        <w:t>)، ولاحقًا تعرض سوستانيس (خليفة كِرِيسْبُسُ) للضرب على يد الجماهير بعد أن قدم اليهود اتهامات ضد بولس أمام غايوس، والي أخائية.</w:t>
+      </w:r>
+    </w:p>
+    <w:p>
+      <w:pPr>
+        <w:bidi/>
+      </w:pPr>
+      <w:r>
+        <w:rPr>
+          <w:lang w:val="ar_AE" w:bidi="ar_AE"/>
+        </w:rPr>
+      </w:r>
+      <w:r>
+        <w:rPr>
+          <w:i/>
+          <w:lang w:val="ar_AE" w:bidi="ar_AE"/>
+        </w:rPr>
+        <w:t>انظر أيضًا</w:t>
+      </w:r>
+      <w:r>
+        <w:rPr>
+          <w:lang w:val="ar_AE" w:bidi="ar_AE"/>
+        </w:rPr>
+        <w:t xml:space="preserve"> </w:t>
+      </w:r>
+      <w:r>
+        <w:rPr>
+          <w:lang w:val="ar_AE" w:bidi="ar_AE"/>
+        </w:rPr>
+        <w:t>المجمع</w:t>
+      </w:r>
+      <w:r>
+        <w:rPr>
+          <w:lang w:val="ar_AE" w:bidi="ar_AE"/>
+        </w:rPr>
+        <w:t>.</w:t>
+      </w:r>
+      <w:r>
+        <w:rPr>
+          <w:lang w:val="ar_AE" w:bidi="ar_AE"/>
+        </w:rPr>
+      </w:r>
+      <w:r>
+        <w:rPr>
+          <w:lang w:val="ar_AE" w:bidi="ar_AE"/>
+        </w:rPr>
+      </w:r>
+    </w:p>
+    <w:p>
+      <w:pPr>
+        <w:bidi/>
+      </w:pPr>
+      <w:r>
+        <w:rPr>
+          <w:lang w:val="ar_AE" w:bidi="ar_AE"/>
+        </w:rPr>
+      </w:r>
+    </w:p>
+    <w:p>
+      <w:pPr>
+        <w:pStyle w:val="Heading2"/>
+        <w:bidi/>
+      </w:pPr>
+      <w:r>
+        <w:rPr>
+          <w:lang w:val="ar_AE" w:bidi="ar_AE"/>
+        </w:rPr>
+        <w:t>رئيس ربع*</w:t>
+      </w:r>
+      <w:r>
+        <w:rPr>
+          <w:lang w:val="ar_AE" w:bidi="ar_AE"/>
+        </w:rPr>
+      </w:r>
+    </w:p>
+    <w:p>
+      <w:pPr>
+        <w:bidi/>
+      </w:pPr>
+      <w:r>
+        <w:rPr>
+          <w:lang w:val="ar_AE" w:bidi="ar_AE"/>
+        </w:rPr>
+      </w:r>
+      <w:r>
+        <w:rPr>
+          <w:lang w:val="ar_AE" w:bidi="ar_AE"/>
+        </w:rPr>
+        <w:t>لقب فئة من ولاة الأقاليم الرومان. كان رؤساء الأرباع أمراء تابعين لم يعتبروا مهمين بما يكفي لتعيينهم ملوكًا. كان اللقب يُستخدَم في المقاطعات الرومانية في تساليا وغلاطية وسوريا. ويبدو أن أصل اللقب جاء من الحكام الذين حكموا ربع منطقة أو بلد، كما كانت الحال في سوريا بعد وفاة هيرودس الكبير. بحلول العهد الجديد، كانت الأهمية اللغوية للكلمة قد تضاءلت، بحيث أصبح اللقب لا يشير إلا إلى الأمراء الثانويين. يُذكر ثلاثة رؤساء أرباع في الكتاب المقدس. يذكر لوقا أن هيرودس (أنتيباس) كان رئيس ربع الجليل، وهيرودس فيليب كان رئيس ربع إِيطُورِيَّةَ وَكُورَةِ تَرَاخُونِيتِسَ، وَلِيسَانِيُوسُ رَئِيسَ رُبْعٍ عَلَى ٱلْأَبِلِيَّةِ (</w:t>
+      </w:r>
+      <w:hyperlink r:id="rId815">
+        <w:r>
+          <w:rPr>
+            <w:lang w:val="ar_AE" w:bidi="ar_AE"/>
+          </w:rPr>
+          <w:rPr>
+            <w:color w:val="0000EE"/>
+            <w:u w:val="single"/>
+          </w:rPr>
+          <w:t>لوقا 3: 1</w:t>
+        </w:r>
+      </w:hyperlink>
+      <w:r>
+        <w:rPr>
+          <w:lang w:val="ar_AE" w:bidi="ar_AE"/>
+        </w:rPr>
+        <w:t>). ومن بين هؤلاء، لم يُذكر سوى هيرودس في مكان آخر من الكتاب المقدس (</w:t>
+      </w:r>
+      <w:hyperlink r:id="rId816">
+        <w:r>
+          <w:rPr>
+            <w:lang w:val="ar_AE" w:bidi="ar_AE"/>
+          </w:rPr>
+          <w:rPr>
+            <w:color w:val="0000EE"/>
+            <w:u w:val="single"/>
+          </w:rPr>
+          <w:t>متى 14: 1</w:t>
+        </w:r>
+      </w:hyperlink>
+      <w:r>
+        <w:rPr>
+          <w:lang w:val="ar_AE" w:bidi="ar_AE"/>
+        </w:rPr>
+        <w:t xml:space="preserve">؛ </w:t>
+      </w:r>
+      <w:hyperlink r:id="rId817">
+        <w:r>
+          <w:rPr>
+            <w:lang w:val="ar_AE" w:bidi="ar_AE"/>
+          </w:rPr>
+          <w:rPr>
+            <w:color w:val="0000EE"/>
+            <w:u w:val="single"/>
+          </w:rPr>
+          <w:t>لوقا 3: 19</w:t>
+        </w:r>
+      </w:hyperlink>
+      <w:r>
+        <w:rPr>
+          <w:lang w:val="ar_AE" w:bidi="ar_AE"/>
+        </w:rPr>
+        <w:t xml:space="preserve">؛ </w:t>
+      </w:r>
+      <w:hyperlink r:id="rId818">
+        <w:r>
+          <w:rPr>
+            <w:lang w:val="ar_AE" w:bidi="ar_AE"/>
+          </w:rPr>
+          <w:rPr>
+            <w:color w:val="0000EE"/>
+            <w:u w:val="single"/>
+          </w:rPr>
+          <w:t>9: 7</w:t>
+        </w:r>
+      </w:hyperlink>
+      <w:r>
+        <w:rPr>
+          <w:lang w:val="ar_AE" w:bidi="ar_AE"/>
+        </w:rPr>
+        <w:t xml:space="preserve">؛ </w:t>
+      </w:r>
+      <w:hyperlink r:id="rId819">
+        <w:r>
+          <w:rPr>
+            <w:lang w:val="ar_AE" w:bidi="ar_AE"/>
+          </w:rPr>
+          <w:rPr>
+            <w:color w:val="0000EE"/>
+            <w:u w:val="single"/>
+          </w:rPr>
+          <w:t>أعمال الرسل 13: 1</w:t>
+        </w:r>
+      </w:hyperlink>
+      <w:r>
+        <w:rPr>
+          <w:lang w:val="ar_AE" w:bidi="ar_AE"/>
+        </w:rPr>
+        <w:t>). إن أهمية هيرودس الكبرى تُشير إليها أيضًا باسم "الملك" من قبل رعاياه اليهود (</w:t>
+      </w:r>
+      <w:hyperlink r:id="rId820">
+        <w:r>
+          <w:rPr>
+            <w:lang w:val="ar_AE" w:bidi="ar_AE"/>
+          </w:rPr>
+          <w:rPr>
+            <w:color w:val="0000EE"/>
+            <w:u w:val="single"/>
+          </w:rPr>
+          <w:t>متى 14: 9</w:t>
+        </w:r>
+      </w:hyperlink>
+      <w:r>
+        <w:rPr>
+          <w:lang w:val="ar_AE" w:bidi="ar_AE"/>
+        </w:rPr>
+        <w:t xml:space="preserve">؛ </w:t>
+      </w:r>
+      <w:hyperlink r:id="rId821">
+        <w:r>
+          <w:rPr>
+            <w:lang w:val="ar_AE" w:bidi="ar_AE"/>
+          </w:rPr>
+          <w:rPr>
+            <w:color w:val="0000EE"/>
+            <w:u w:val="single"/>
+          </w:rPr>
+          <w:t>مرقس 6: 14</w:t>
+        </w:r>
+      </w:hyperlink>
+      <w:r>
+        <w:rPr>
+          <w:lang w:val="ar_AE" w:bidi="ar_AE"/>
+        </w:rPr>
+        <w:t>).</w:t>
+      </w:r>
+      <w:r>
+        <w:rPr>
+          <w:lang w:val="ar_AE" w:bidi="ar_AE"/>
+        </w:rPr>
+      </w:r>
+      <w:r>
+        <w:rPr>
+          <w:lang w:val="ar_AE" w:bidi="ar_AE"/>
+        </w:rPr>
+      </w:r>
+    </w:p>
+    <w:p>
+      <w:pPr>
+        <w:bidi/>
+      </w:pPr>
+      <w:r>
+        <w:rPr>
+          <w:lang w:val="ar_AE" w:bidi="ar_AE"/>
+        </w:rPr>
+      </w:r>
+    </w:p>
+    <w:p>
+      <w:pPr>
+        <w:pStyle w:val="Heading2"/>
+        <w:bidi/>
+      </w:pPr>
+      <w:r>
+        <w:rPr>
+          <w:lang w:val="ar_AE" w:bidi="ar_AE"/>
+        </w:rPr>
+        <w:t>رؤيوي*</w:t>
+      </w:r>
+      <w:r>
+        <w:rPr>
+          <w:lang w:val="ar_AE" w:bidi="ar_AE"/>
+        </w:rPr>
+      </w:r>
+    </w:p>
+    <w:p>
+      <w:pPr>
+        <w:bidi/>
+      </w:pPr>
+      <w:r>
+        <w:rPr>
+          <w:lang w:val="ar_AE" w:bidi="ar_AE"/>
+        </w:rPr>
+      </w:r>
+      <w:r>
+        <w:rPr>
+          <w:lang w:val="ar_AE" w:bidi="ar_AE"/>
+        </w:rPr>
+        <w:t>مصطلحٌ مشتقٌّ من لفظة يونانية بمعنى "إعلان" وَيُسْتَخْدَمُ للإشارة إلى نمطٍ فكريٍّ وقالبٍ من قوالب الأدب، ويتعامل كلاهما مع دينونة الله المستقبلية (الأُخْرَوِيَّات).</w:t>
+      </w:r>
+    </w:p>
+    <w:p>
+      <w:pPr>
+        <w:bidi/>
+      </w:pPr>
+      <w:r>
+        <w:rPr>
+          <w:lang w:val="ar_AE" w:bidi="ar_AE"/>
+        </w:rPr>
+      </w:r>
+      <w:r>
+        <w:rPr>
+          <w:lang w:val="ar_AE" w:bidi="ar_AE"/>
+        </w:rPr>
+        <w:t>يتكون الأدب الذي يُوصَفُ بأنه "رؤيوي" من مؤلَّفات إما أنها إعلانات إلهية يتلقاها مؤلفوها أو مؤلَّفات تقرِّر أنها كذلك. بحسب المعتاد يتلقَّى مؤلِّفو هذه الإعلانات في شكلِ رؤًى. يتمُّ سردُها بالتفصيل المصحوب بالتفسير. النصف الثاني من سِفْر دانيآل (</w:t>
+      </w:r>
+      <w:hyperlink r:id="rId822">
+        <w:r>
+          <w:rPr>
+            <w:lang w:val="ar_AE" w:bidi="ar_AE"/>
+          </w:rPr>
+          <w:rPr>
+            <w:color w:val="0000EE"/>
+            <w:u w:val="single"/>
+          </w:rPr>
+          <w:t>الفصول 7–12</w:t>
+        </w:r>
+      </w:hyperlink>
+      <w:r>
+        <w:rPr>
+          <w:lang w:val="ar_AE" w:bidi="ar_AE"/>
+        </w:rPr>
+        <w:t xml:space="preserve">) مملوء بمثل هذه الرؤى، وهكذا الحال في سِفْر الرُّؤيا بأكمله. مع أن الرؤى الإعلانية تأتي أيضًا بشكل متكرِّر في أدب العهد القديم النبوي (على سبيل المثال، </w:t>
       </w:r>
       <w:hyperlink r:id="rId793">
-        <w:r>
-          <w:rPr>
-            <w:lang w:val="ar_AE" w:bidi="ar_AE"/>
-          </w:rPr>
-          <w:rPr>
-            <w:color w:val="0000EE"/>
-            <w:u w:val="single"/>
-          </w:rPr>
-          <w:t>1 ملوك 22:19–22؛</w:t>
-        </w:r>
-      </w:hyperlink>
-      <w:r>
-        <w:rPr>
-          <w:lang w:val="ar_AE" w:bidi="ar_AE"/>
-        </w:rPr>
-        <w:t xml:space="preserve"> </w:t>
-      </w:r>
-      <w:hyperlink r:id="rId794">
-        <w:r>
-          <w:rPr>
-            <w:lang w:val="ar_AE" w:bidi="ar_AE"/>
-          </w:rPr>
-          <w:rPr>
-            <w:color w:val="0000EE"/>
-            <w:u w:val="single"/>
-          </w:rPr>
-          <w:t>إشعياء 6</w:t>
-        </w:r>
-      </w:hyperlink>
-      <w:r>
-        <w:rPr>
-          <w:lang w:val="ar_AE" w:bidi="ar_AE"/>
-        </w:rPr>
-        <w:t>)، وكذلك التي استقبلها الرسول يوحَنَّا عند كت سفر الرؤيا.</w:t>
-      </w:r>
-    </w:p>
-    <w:p>
-      <w:pPr>
-        <w:bidi/>
-      </w:pPr>
-      <w:r>
-        <w:rPr>
-          <w:lang w:val="ar_AE" w:bidi="ar_AE"/>
-        </w:rPr>
-      </w:r>
-      <w:r>
-        <w:rPr>
-          <w:lang w:val="ar_AE" w:bidi="ar_AE"/>
-        </w:rPr>
-        <w:t>في الواقع، يمكن أن تأتي النبوة إما بخبرة مرئية (منظورة)، أو خبرة سمعية أو بصرية. عادةً يصاحب الرؤيا توصيل رسالة لفظية، بحيث تكون الرؤية والسمع بارزتين معًا في داخل الخبرة فوق الطبيعية. كانت هذه هى الحال مع إِشَعْيَاء، الذي رأى وسمع، إذ قال "</w:t>
-      </w:r>
-      <w:r>
-        <w:rPr>
-          <w:lang w:val="ar_AE" w:bidi="ar_AE"/>
-        </w:rPr>
-        <w:t>رَأَيْتُ ٱلسَّيِّدَ جَالِسًا... ثُمَّ سَمِعْتُ صَوْتَ ٱلسَّيِّدِ"</w:t>
-      </w:r>
-      <w:r>
-        <w:rPr>
-          <w:lang w:val="ar_AE" w:bidi="ar_AE"/>
-        </w:rPr>
-        <w:t>. إنما يمكن</w:t>
-      </w:r>
-      <w:r>
-        <w:rPr>
-          <w:lang w:val="ar_AE" w:bidi="ar_AE"/>
-        </w:rPr>
-        <w:t xml:space="preserve"> اعتبار </w:t>
-      </w:r>
-      <w:r>
-        <w:rPr>
-          <w:lang w:val="ar_AE" w:bidi="ar_AE"/>
-        </w:rPr>
-        <w:t xml:space="preserve">الخبرة السمعية في حد ذاتها رؤيا أيضًا، وذلك لأن الكلمة الإلهية هي وحي-إعلان من الله. لكن يصعب أحيانًا تحديد ما إذا كان تعبير "رؤيا" يتضمن عنصرًا سمعيًا بارزًا أو أنه يُستخدم بالمعنى الأوسع للوحي-الإعلان (مثلًا، </w:t>
-      </w:r>
-      <w:hyperlink r:id="rId795">
-        <w:r>
-          <w:rPr>
-            <w:lang w:val="ar_AE" w:bidi="ar_AE"/>
-          </w:rPr>
-          <w:rPr>
-            <w:color w:val="0000EE"/>
-            <w:u w:val="single"/>
-          </w:rPr>
-          <w:t>حزقيال 12:21–28</w:t>
-        </w:r>
-      </w:hyperlink>
-      <w:r>
-        <w:rPr>
-          <w:lang w:val="ar_AE" w:bidi="ar_AE"/>
-        </w:rPr>
-        <w:t>). غالبًا ما يُستخدم تعبير"رؤيا" ببساطة كلَفظ</w:t>
-      </w:r>
-      <w:r>
-        <w:rPr>
-          <w:lang w:val="ar_AE" w:bidi="ar_AE"/>
-        </w:rPr>
-        <w:t xml:space="preserve"> </w:t>
-      </w:r>
-      <w:r>
-        <w:rPr>
-          <w:lang w:val="ar_AE" w:bidi="ar_AE"/>
-        </w:rPr>
-        <w:t>اصطِلاحِي للتواصل اللفظي من ٱللهِ. وهكذا، يُطلق على دعوة صَموئِيل حرفيًا "رؤيا" (</w:t>
-      </w:r>
-      <w:hyperlink r:id="rId796">
-        <w:r>
-          <w:rPr>
-            <w:lang w:val="ar_AE" w:bidi="ar_AE"/>
-          </w:rPr>
-          <w:rPr>
-            <w:color w:val="0000EE"/>
-            <w:u w:val="single"/>
-          </w:rPr>
-          <w:t>1 صموئيل 3:15</w:t>
-        </w:r>
-      </w:hyperlink>
-      <w:r>
-        <w:rPr>
-          <w:lang w:val="ar_AE" w:bidi="ar_AE"/>
-        </w:rPr>
-        <w:t>). وتتعدد الأسفار النبوية التي تدرج كلمة "</w:t>
-      </w:r>
-      <w:r>
-        <w:rPr>
-          <w:lang w:val="ar_AE" w:bidi="ar_AE"/>
-        </w:rPr>
-        <w:t>رُؤْيَا</w:t>
-      </w:r>
-      <w:r>
-        <w:rPr>
-          <w:lang w:val="ar_AE" w:bidi="ar_AE"/>
-        </w:rPr>
-        <w:t>" في عناوينها (</w:t>
-      </w:r>
-      <w:hyperlink r:id="rId797">
-        <w:r>
-          <w:rPr>
-            <w:lang w:val="ar_AE" w:bidi="ar_AE"/>
-          </w:rPr>
-          <w:rPr>
-            <w:color w:val="0000EE"/>
-            <w:u w:val="single"/>
-          </w:rPr>
-          <w:t>إشعياء 1:1؛</w:t>
-        </w:r>
-      </w:hyperlink>
-      <w:r>
-        <w:rPr>
-          <w:lang w:val="ar_AE" w:bidi="ar_AE"/>
-        </w:rPr>
-        <w:t xml:space="preserve"> </w:t>
-      </w:r>
-      <w:hyperlink r:id="rId798">
-        <w:r>
-          <w:rPr>
-            <w:lang w:val="ar_AE" w:bidi="ar_AE"/>
-          </w:rPr>
-          <w:rPr>
-            <w:color w:val="0000EE"/>
-            <w:u w:val="single"/>
-          </w:rPr>
-          <w:t>عوبديا 1:1؛</w:t>
-        </w:r>
-      </w:hyperlink>
-      <w:r>
-        <w:rPr>
-          <w:lang w:val="ar_AE" w:bidi="ar_AE"/>
-        </w:rPr>
-        <w:t xml:space="preserve"> </w:t>
-      </w:r>
-      <w:hyperlink r:id="rId799">
-        <w:r>
-          <w:rPr>
-            <w:lang w:val="ar_AE" w:bidi="ar_AE"/>
-          </w:rPr>
-          <w:rPr>
-            <w:color w:val="0000EE"/>
-            <w:u w:val="single"/>
-          </w:rPr>
-          <w:t>ناحوم 1:1</w:t>
-        </w:r>
-      </w:hyperlink>
-      <w:r>
-        <w:rPr>
-          <w:lang w:val="ar_AE" w:bidi="ar_AE"/>
-        </w:rPr>
-        <w:t>). كمت تُوصف نبوة نَاثَان عن عهد ٱللهِ مع دَاود باعتبارها رُؤْيَا (</w:t>
-      </w:r>
-      <w:hyperlink r:id="rId800">
-        <w:r>
-          <w:rPr>
-            <w:lang w:val="ar_AE" w:bidi="ar_AE"/>
-          </w:rPr>
-          <w:rPr>
-            <w:color w:val="0000EE"/>
-            <w:u w:val="single"/>
-          </w:rPr>
-          <w:t>2 صموئيل 7:17؛</w:t>
-        </w:r>
-      </w:hyperlink>
-      <w:r>
-        <w:rPr>
-          <w:lang w:val="ar_AE" w:bidi="ar_AE"/>
-        </w:rPr>
-        <w:t xml:space="preserve"> </w:t>
-      </w:r>
-      <w:hyperlink r:id="rId801">
-        <w:r>
-          <w:rPr>
-            <w:lang w:val="ar_AE" w:bidi="ar_AE"/>
-          </w:rPr>
-          <w:rPr>
-            <w:color w:val="0000EE"/>
-            <w:u w:val="single"/>
-          </w:rPr>
-          <w:t>1 أخبار الأيام 17:15؛</w:t>
-        </w:r>
-      </w:hyperlink>
-      <w:r>
-        <w:rPr>
-          <w:lang w:val="ar_AE" w:bidi="ar_AE"/>
-        </w:rPr>
-        <w:t xml:space="preserve"> </w:t>
-      </w:r>
-      <w:hyperlink r:id="rId802">
-        <w:r>
-          <w:rPr>
-            <w:lang w:val="ar_AE" w:bidi="ar_AE"/>
-          </w:rPr>
-          <w:rPr>
-            <w:color w:val="0000EE"/>
-            <w:u w:val="single"/>
-          </w:rPr>
-          <w:t>مزمور 89:19</w:t>
-        </w:r>
-      </w:hyperlink>
-      <w:r>
-        <w:rPr>
-          <w:lang w:val="ar_AE" w:bidi="ar_AE"/>
-        </w:rPr>
-        <w:t xml:space="preserve">). وفي </w:t>
-      </w:r>
-      <w:hyperlink r:id="rId803">
-        <w:r>
-          <w:rPr>
-            <w:lang w:val="ar_AE" w:bidi="ar_AE"/>
-          </w:rPr>
-          <w:rPr>
-            <w:color w:val="0000EE"/>
-            <w:u w:val="single"/>
-          </w:rPr>
-          <w:t>دَانِيآل 9:24 "</w:t>
-        </w:r>
-      </w:hyperlink>
-      <w:r>
-        <w:rPr>
-          <w:lang w:val="ar_AE" w:bidi="ar_AE"/>
-        </w:rPr>
-        <w:t>لِخَتْمِ ٱلرُّؤْيَا وَٱلنُّبُوَّةِ</w:t>
-      </w:r>
-      <w:r>
-        <w:rPr>
-          <w:lang w:val="ar_AE" w:bidi="ar_AE"/>
-        </w:rPr>
-        <w:t xml:space="preserve">" يعني توثيق نبوة إِرْمِيَا المشار إليها في الآية </w:t>
-      </w:r>
-      <w:hyperlink r:id="rId804">
-        <w:r>
-          <w:rPr>
-            <w:lang w:val="ar_AE" w:bidi="ar_AE"/>
-          </w:rPr>
-          <w:rPr>
-            <w:color w:val="0000EE"/>
-            <w:u w:val="single"/>
-          </w:rPr>
-          <w:t>2</w:t>
-        </w:r>
-      </w:hyperlink>
-      <w:r>
-        <w:rPr>
-          <w:lang w:val="ar_AE" w:bidi="ar_AE"/>
-        </w:rPr>
-        <w:t>. وفي أشهر آيات سفر الأمثال الذي عادة يُترجم "</w:t>
-      </w:r>
-      <w:r>
-        <w:rPr>
-          <w:lang w:val="ar_AE" w:bidi="ar_AE"/>
-        </w:rPr>
-        <w:t>بِلَا رُؤْيَا يَجْمَحُ ٱلشَّعْبُ</w:t>
-      </w:r>
-      <w:r>
-        <w:rPr>
-          <w:lang w:val="ar_AE" w:bidi="ar_AE"/>
-        </w:rPr>
-        <w:t>" (</w:t>
-      </w:r>
-      <w:hyperlink r:id="rId805">
-        <w:r>
-          <w:rPr>
-            <w:lang w:val="ar_AE" w:bidi="ar_AE"/>
-          </w:rPr>
-          <w:rPr>
-            <w:color w:val="0000EE"/>
-            <w:u w:val="single"/>
-          </w:rPr>
-          <w:t>أمثال 29:18</w:t>
-        </w:r>
-      </w:hyperlink>
-      <w:r>
-        <w:rPr>
-          <w:lang w:val="ar_AE" w:bidi="ar_AE"/>
-        </w:rPr>
-        <w:t xml:space="preserve">)، يشير مصطلح "رُؤْيَا" إلى إعلان-وحي نبوي، أي العطية الإلهية للنبوة التي صُممت لتكون عاملًا مؤثرًا في إرشاد حياة إِسْرَائِيل. </w:t>
-      </w:r>
-      <w:r>
-        <w:rPr>
-          <w:i/>
-          <w:lang w:val="ar_AE" w:bidi="ar_AE"/>
-        </w:rPr>
-        <w:t>انظر</w:t>
-      </w:r>
-      <w:r>
-        <w:rPr>
-          <w:lang w:val="ar_AE" w:bidi="ar_AE"/>
-        </w:rPr>
-        <w:t xml:space="preserve"> </w:t>
-      </w:r>
-      <w:r>
-        <w:rPr>
-          <w:lang w:val="ar_AE" w:bidi="ar_AE"/>
-        </w:rPr>
-        <w:t>الأدب الرؤيوي لنهاية العالم؛</w:t>
-      </w:r>
-      <w:r>
-        <w:rPr>
-          <w:lang w:val="ar_AE" w:bidi="ar_AE"/>
-        </w:rPr>
-        <w:t xml:space="preserve"> </w:t>
-      </w:r>
-      <w:r>
-        <w:rPr>
-          <w:lang w:val="ar_AE" w:bidi="ar_AE"/>
-        </w:rPr>
-        <w:t>أحلام؛</w:t>
-      </w:r>
-      <w:r>
-        <w:rPr>
-          <w:lang w:val="ar_AE" w:bidi="ar_AE"/>
-        </w:rPr>
-        <w:t xml:space="preserve"> </w:t>
-      </w:r>
-      <w:r>
-        <w:rPr>
-          <w:lang w:val="ar_AE" w:bidi="ar_AE"/>
-        </w:rPr>
-        <w:t>نبوة</w:t>
-      </w:r>
-      <w:r>
-        <w:rPr>
-          <w:lang w:val="ar_AE" w:bidi="ar_AE"/>
-        </w:rPr>
-        <w:t>.</w:t>
-      </w:r>
-      <w:r>
-        <w:rPr>
-          <w:lang w:val="ar_AE" w:bidi="ar_AE"/>
-        </w:rPr>
-      </w:r>
-      <w:r>
-        <w:rPr>
-          <w:lang w:val="ar_AE" w:bidi="ar_AE"/>
-        </w:rPr>
-      </w:r>
-    </w:p>
-    <w:p>
-      <w:pPr>
-        <w:bidi/>
-      </w:pPr>
-      <w:r>
-        <w:rPr>
-          <w:lang w:val="ar_AE" w:bidi="ar_AE"/>
-        </w:rPr>
-      </w:r>
-    </w:p>
-    <w:p>
-      <w:pPr>
-        <w:pStyle w:val="Heading2"/>
-        <w:bidi/>
-      </w:pPr>
-      <w:r>
-        <w:rPr>
-          <w:lang w:val="ar_AE" w:bidi="ar_AE"/>
-        </w:rPr>
-        <w:t>رئيس الخصيان، ربساريس*</w:t>
-      </w:r>
-      <w:r>
-        <w:rPr>
-          <w:lang w:val="ar_AE" w:bidi="ar_AE"/>
-        </w:rPr>
-      </w:r>
-    </w:p>
-    <w:p>
-      <w:pPr>
-        <w:bidi/>
-      </w:pPr>
-      <w:r>
-        <w:rPr>
-          <w:lang w:val="ar_AE" w:bidi="ar_AE"/>
-        </w:rPr>
-      </w:r>
-      <w:r>
-        <w:rPr>
-          <w:lang w:val="ar_AE" w:bidi="ar_AE"/>
-        </w:rPr>
-        <w:t>لقب لمسؤول رفيع المستوى في البلاط الآشوري والبابلي، عادة يكون خصيًا، وأحيانًا يكون مشرفًا على الحريم الملكي. كان الربساريس جزءًا من الوفد الآشوري (</w:t>
-      </w:r>
-      <w:hyperlink r:id="rId806">
-        <w:r>
-          <w:rPr>
-            <w:lang w:val="ar_AE" w:bidi="ar_AE"/>
-          </w:rPr>
-          <w:rPr>
-            <w:color w:val="0000EE"/>
-            <w:u w:val="single"/>
-          </w:rPr>
-          <w:t>2 ملوك 18:17</w:t>
-        </w:r>
-      </w:hyperlink>
-      <w:r>
-        <w:rPr>
-          <w:lang w:val="ar_AE" w:bidi="ar_AE"/>
-        </w:rPr>
-        <w:t>)، وقاضيًا عند البوابة (</w:t>
-      </w:r>
-      <w:hyperlink r:id="rId807">
-        <w:r>
-          <w:rPr>
-            <w:lang w:val="ar_AE" w:bidi="ar_AE"/>
-          </w:rPr>
-          <w:rPr>
-            <w:color w:val="0000EE"/>
-            <w:u w:val="single"/>
-          </w:rPr>
-          <w:t>إرميا 39:3</w:t>
-        </w:r>
-      </w:hyperlink>
-      <w:r>
-        <w:rPr>
-          <w:lang w:val="ar_AE" w:bidi="ar_AE"/>
-        </w:rPr>
-        <w:t xml:space="preserve">)، والمسؤول الذي أطلق سراح إرميا من السجن (الآية </w:t>
-      </w:r>
-      <w:hyperlink r:id="rId808">
-        <w:r>
-          <w:rPr>
-            <w:lang w:val="ar_AE" w:bidi="ar_AE"/>
-          </w:rPr>
-          <w:rPr>
-            <w:color w:val="0000EE"/>
-            <w:u w:val="single"/>
-          </w:rPr>
-          <w:t>13</w:t>
-        </w:r>
-      </w:hyperlink>
-      <w:r>
-        <w:rPr>
-          <w:lang w:val="ar_AE" w:bidi="ar_AE"/>
-        </w:rPr>
-        <w:t>)، وأحد مسؤولي نبوخذنصر (</w:t>
-      </w:r>
-      <w:hyperlink r:id="rId809">
-        <w:r>
-          <w:rPr>
-            <w:lang w:val="ar_AE" w:bidi="ar_AE"/>
-          </w:rPr>
-          <w:rPr>
-            <w:color w:val="0000EE"/>
-            <w:u w:val="single"/>
-          </w:rPr>
-          <w:t>دانيال 1:3، 7</w:t>
-        </w:r>
-      </w:hyperlink>
-      <w:r>
-        <w:rPr>
-          <w:lang w:val="ar_AE" w:bidi="ar_AE"/>
-        </w:rPr>
-        <w:t>).</w:t>
-      </w:r>
-      <w:r>
-        <w:rPr>
-          <w:lang w:val="ar_AE" w:bidi="ar_AE"/>
-        </w:rPr>
-      </w:r>
-      <w:r>
-        <w:rPr>
-          <w:lang w:val="ar_AE" w:bidi="ar_AE"/>
-        </w:rPr>
-      </w:r>
-    </w:p>
-    <w:p>
-      <w:pPr>
-        <w:bidi/>
-      </w:pPr>
-      <w:r>
-        <w:rPr>
-          <w:lang w:val="ar_AE" w:bidi="ar_AE"/>
-        </w:rPr>
-      </w:r>
-    </w:p>
-    <w:p>
-      <w:pPr>
-        <w:pStyle w:val="Heading2"/>
-        <w:bidi/>
-      </w:pPr>
-      <w:r>
-        <w:rPr>
-          <w:lang w:val="ar_AE" w:bidi="ar_AE"/>
-        </w:rPr>
-        <w:t>رئيس الكهنة</w:t>
-      </w:r>
-      <w:r>
-        <w:rPr>
-          <w:lang w:val="ar_AE" w:bidi="ar_AE"/>
-        </w:rPr>
-      </w:r>
-    </w:p>
-    <w:p>
-      <w:pPr>
-        <w:bidi/>
-      </w:pPr>
-      <w:r>
-        <w:rPr>
-          <w:lang w:val="ar_AE" w:bidi="ar_AE"/>
-        </w:rPr>
-      </w:r>
-      <w:r>
-        <w:rPr>
-          <w:lang w:val="ar_AE" w:bidi="ar_AE"/>
-        </w:rPr>
-        <w:t>أعلى منصب في تسلسل الكهنة واللاويين. كان رئيس الكهنة هو الوحيد الذي يدخل إلى قدس أقداس الهيكل مرة واحدة في السنة ليكفر عن خطايا أمة إِسْرَائِيلَ بأكملها.</w:t>
-      </w:r>
-    </w:p>
-    <w:p>
-      <w:pPr>
-        <w:bidi/>
-      </w:pPr>
-      <w:r>
-        <w:rPr>
-          <w:lang w:val="ar_AE" w:bidi="ar_AE"/>
-        </w:rPr>
-      </w:r>
-      <w:r>
-        <w:rPr>
-          <w:i/>
-          <w:lang w:val="ar_AE" w:bidi="ar_AE"/>
-        </w:rPr>
-        <w:t>انظر أيضًا</w:t>
-      </w:r>
-      <w:r>
-        <w:rPr>
-          <w:lang w:val="ar_AE" w:bidi="ar_AE"/>
-        </w:rPr>
-        <w:t xml:space="preserve"> </w:t>
-      </w:r>
-      <w:r>
-        <w:rPr>
-          <w:lang w:val="ar_AE" w:bidi="ar_AE"/>
-        </w:rPr>
-        <w:t>الكهنة واللاويون</w:t>
-      </w:r>
-      <w:r>
-        <w:rPr>
-          <w:lang w:val="ar_AE" w:bidi="ar_AE"/>
-        </w:rPr>
-        <w:t>.</w:t>
-      </w:r>
-      <w:r>
-        <w:rPr>
-          <w:lang w:val="ar_AE" w:bidi="ar_AE"/>
-        </w:rPr>
-      </w:r>
-      <w:r>
-        <w:rPr>
-          <w:lang w:val="ar_AE" w:bidi="ar_AE"/>
-        </w:rPr>
-      </w:r>
-    </w:p>
-    <w:p>
-      <w:pPr>
-        <w:bidi/>
-      </w:pPr>
-      <w:r>
-        <w:rPr>
-          <w:lang w:val="ar_AE" w:bidi="ar_AE"/>
-        </w:rPr>
-      </w:r>
-    </w:p>
-    <w:p>
-      <w:pPr>
-        <w:pStyle w:val="Heading2"/>
-        <w:bidi/>
-      </w:pPr>
-      <w:r>
-        <w:rPr>
-          <w:lang w:val="ar_AE" w:bidi="ar_AE"/>
-        </w:rPr>
-        <w:t>رئيس الكهنة</w:t>
-      </w:r>
-      <w:r>
-        <w:rPr>
-          <w:lang w:val="ar_AE" w:bidi="ar_AE"/>
-        </w:rPr>
-      </w:r>
-    </w:p>
-    <w:p>
-      <w:pPr>
-        <w:bidi/>
-      </w:pPr>
-      <w:r>
-        <w:rPr>
-          <w:lang w:val="ar_AE" w:bidi="ar_AE"/>
-        </w:rPr>
-      </w:r>
-      <w:r>
-        <w:rPr>
-          <w:lang w:val="ar_AE" w:bidi="ar_AE"/>
-        </w:rPr>
-        <w:t xml:space="preserve">انظر </w:t>
-      </w:r>
-      <w:r>
-        <w:rPr>
-          <w:lang w:val="ar_AE" w:bidi="ar_AE"/>
-        </w:rPr>
-        <w:t>الكهنة واللاويين</w:t>
-      </w:r>
-      <w:r>
-        <w:rPr>
-          <w:lang w:val="ar_AE" w:bidi="ar_AE"/>
-        </w:rPr>
-        <w:t>.</w:t>
-      </w:r>
-      <w:r>
-        <w:rPr>
-          <w:lang w:val="ar_AE" w:bidi="ar_AE"/>
-        </w:rPr>
-      </w:r>
-      <w:r>
-        <w:rPr>
-          <w:lang w:val="ar_AE" w:bidi="ar_AE"/>
-        </w:rPr>
-      </w:r>
-    </w:p>
-    <w:p>
-      <w:pPr>
-        <w:bidi/>
-      </w:pPr>
-      <w:r>
-        <w:rPr>
-          <w:lang w:val="ar_AE" w:bidi="ar_AE"/>
-        </w:rPr>
-      </w:r>
-    </w:p>
-    <w:p>
-      <w:pPr>
-        <w:pStyle w:val="Heading2"/>
-        <w:bidi/>
-      </w:pPr>
-      <w:r>
-        <w:rPr>
-          <w:lang w:val="ar_AE" w:bidi="ar_AE"/>
-        </w:rPr>
-        <w:t>رئيس المجمع*</w:t>
-      </w:r>
-      <w:r>
-        <w:rPr>
-          <w:lang w:val="ar_AE" w:bidi="ar_AE"/>
-        </w:rPr>
-      </w:r>
-    </w:p>
-    <w:p>
-      <w:pPr>
-        <w:bidi/>
-      </w:pPr>
-      <w:r>
-        <w:rPr>
-          <w:lang w:val="ar_AE" w:bidi="ar_AE"/>
-        </w:rPr>
-      </w:r>
-      <w:r>
-        <w:rPr>
-          <w:lang w:val="ar_AE" w:bidi="ar_AE"/>
-        </w:rPr>
-        <w:t>مسؤول كبير في أي من مجامع العهد الجديد. من المفهوم عمومًا أنه كان هناك مسؤول واحد فحسب في أي مجمع.</w:t>
-      </w:r>
-    </w:p>
-    <w:p>
-      <w:pPr>
-        <w:bidi/>
-      </w:pPr>
-      <w:r>
-        <w:rPr>
-          <w:lang w:val="ar_AE" w:bidi="ar_AE"/>
-        </w:rPr>
-      </w:r>
-      <w:r>
-        <w:rPr>
-          <w:lang w:val="ar_AE" w:bidi="ar_AE"/>
-        </w:rPr>
-        <w:t>كانت وظائفه هي العناية بالترتيبات المادية لخدمات العبادة، وإدارة صيانة المبنى، وتحديد من يمكن استدعاؤه لقراءة الناموس والأنبياء أو لأداء الصلاة. كان يُشغَل المنصب أحيانًا لفترة محددة، وأحيانًا مدى الحياة.</w:t>
-      </w:r>
-    </w:p>
-    <w:p>
-      <w:pPr>
-        <w:bidi/>
-      </w:pPr>
-      <w:r>
-        <w:rPr>
-          <w:lang w:val="ar_AE" w:bidi="ar_AE"/>
-        </w:rPr>
-      </w:r>
-      <w:r>
-        <w:rPr>
-          <w:lang w:val="ar_AE" w:bidi="ar_AE"/>
-        </w:rPr>
-        <w:t>يشير العهد الجديد إلى هذا المسؤول في أربع مناسبات مختلفة. يبدو أن يايرس كان رئيس مجمع في كفرناحوم. عندما كانت ابنته مريضة، ذهب إلى الرب يسوع طلبًا للمساعدة، فأقامها الرب يسوع من الأموات (</w:t>
-      </w:r>
-      <w:hyperlink r:id="rId810">
-        <w:r>
-          <w:rPr>
-            <w:lang w:val="ar_AE" w:bidi="ar_AE"/>
-          </w:rPr>
-          <w:rPr>
-            <w:color w:val="0000EE"/>
-            <w:u w:val="single"/>
-          </w:rPr>
-          <w:t>متى 9: 18–26</w:t>
-        </w:r>
-      </w:hyperlink>
-      <w:r>
-        <w:rPr>
-          <w:lang w:val="ar_AE" w:bidi="ar_AE"/>
-        </w:rPr>
-        <w:t xml:space="preserve">؛ </w:t>
-      </w:r>
-      <w:hyperlink r:id="rId811">
-        <w:r>
-          <w:rPr>
-            <w:lang w:val="ar_AE" w:bidi="ar_AE"/>
-          </w:rPr>
-          <w:rPr>
-            <w:color w:val="0000EE"/>
-            <w:u w:val="single"/>
-          </w:rPr>
-          <w:t>مرقس 5: 21–43</w:t>
-        </w:r>
-      </w:hyperlink>
-      <w:r>
-        <w:rPr>
-          <w:lang w:val="ar_AE" w:bidi="ar_AE"/>
-        </w:rPr>
-        <w:t xml:space="preserve">؛ </w:t>
-      </w:r>
-      <w:hyperlink r:id="rId812">
-        <w:r>
-          <w:rPr>
-            <w:lang w:val="ar_AE" w:bidi="ar_AE"/>
-          </w:rPr>
-          <w:rPr>
-            <w:color w:val="0000EE"/>
-            <w:u w:val="single"/>
-          </w:rPr>
-          <w:t>لوقا 8: 41–56</w:t>
-        </w:r>
-      </w:hyperlink>
-      <w:r>
-        <w:rPr>
-          <w:lang w:val="ar_AE" w:bidi="ar_AE"/>
-        </w:rPr>
-        <w:t xml:space="preserve">). يسجل </w:t>
-      </w:r>
-      <w:hyperlink r:id="rId813">
-        <w:r>
-          <w:rPr>
-            <w:lang w:val="ar_AE" w:bidi="ar_AE"/>
-          </w:rPr>
-          <w:rPr>
-            <w:color w:val="0000EE"/>
-            <w:u w:val="single"/>
-          </w:rPr>
-          <w:t>لوقا 13: 14</w:t>
-        </w:r>
-      </w:hyperlink>
-      <w:r>
-        <w:rPr>
-          <w:lang w:val="ar_AE" w:bidi="ar_AE"/>
-        </w:rPr>
-        <w:t xml:space="preserve"> عداء رئيس مجمع آخر إذ اعترض على شفاء الرب يسوع في السبت بعد التعليم في ذلك المجمع.</w:t>
-      </w:r>
-    </w:p>
-    <w:p>
-      <w:pPr>
-        <w:bidi/>
-      </w:pPr>
-      <w:r>
-        <w:rPr>
-          <w:lang w:val="ar_AE" w:bidi="ar_AE"/>
-        </w:rPr>
-      </w:r>
-      <w:r>
-        <w:rPr>
-          <w:lang w:val="ar_AE" w:bidi="ar_AE"/>
-        </w:rPr>
-        <w:t>في رحلاته التبشيرية بدأ الرَّسُول بُولُس عمومًا خدمته في كل مكان يزوره بالذهاب إلى المجمع. في أنطاكية بيسيدية (</w:t>
-      </w:r>
-      <w:hyperlink r:id="rId278">
-        <w:r>
-          <w:rPr>
-            <w:lang w:val="ar_AE" w:bidi="ar_AE"/>
-          </w:rPr>
-          <w:rPr>
-            <w:color w:val="0000EE"/>
-            <w:u w:val="single"/>
-          </w:rPr>
-          <w:t>أعمال الرسل 13: 15</w:t>
-        </w:r>
-      </w:hyperlink>
-      <w:r>
-        <w:rPr>
-          <w:lang w:val="ar_AE" w:bidi="ar_AE"/>
-        </w:rPr>
-        <w:t>)، رحب به رؤساء المجمع ودعوه للكرازة بالإنجيل مجددًا في الأسبوع التالي. لقد آمن كِرِيسْبُسُ، رئيس أحد مجامع كورنثوس (</w:t>
-      </w:r>
-      <w:hyperlink r:id="rId814">
-        <w:r>
-          <w:rPr>
-            <w:lang w:val="ar_AE" w:bidi="ar_AE"/>
-          </w:rPr>
-          <w:rPr>
-            <w:color w:val="0000EE"/>
-            <w:u w:val="single"/>
-          </w:rPr>
-          <w:t>18: 8</w:t>
-        </w:r>
-      </w:hyperlink>
-      <w:r>
-        <w:rPr>
-          <w:lang w:val="ar_AE" w:bidi="ar_AE"/>
-        </w:rPr>
-        <w:t>)، ولاحقًا تعرض سوستانيس (خليفة كِرِيسْبُسُ) للضرب على يد الجماهير بعد أن قدم اليهود اتهامات ضد بولس أمام غايوس، والي أخائية.</w:t>
-      </w:r>
-    </w:p>
-    <w:p>
-      <w:pPr>
-        <w:bidi/>
-      </w:pPr>
-      <w:r>
-        <w:rPr>
-          <w:lang w:val="ar_AE" w:bidi="ar_AE"/>
-        </w:rPr>
-      </w:r>
-      <w:r>
-        <w:rPr>
-          <w:i/>
-          <w:lang w:val="ar_AE" w:bidi="ar_AE"/>
-        </w:rPr>
-        <w:t>انظر أيضًا</w:t>
-      </w:r>
-      <w:r>
-        <w:rPr>
-          <w:lang w:val="ar_AE" w:bidi="ar_AE"/>
-        </w:rPr>
-        <w:t xml:space="preserve"> </w:t>
-      </w:r>
-      <w:r>
-        <w:rPr>
-          <w:lang w:val="ar_AE" w:bidi="ar_AE"/>
-        </w:rPr>
-        <w:t>المجمع</w:t>
-      </w:r>
-      <w:r>
-        <w:rPr>
-          <w:lang w:val="ar_AE" w:bidi="ar_AE"/>
-        </w:rPr>
-        <w:t>.</w:t>
-      </w:r>
-      <w:r>
-        <w:rPr>
-          <w:lang w:val="ar_AE" w:bidi="ar_AE"/>
-        </w:rPr>
-      </w:r>
-      <w:r>
-        <w:rPr>
-          <w:lang w:val="ar_AE" w:bidi="ar_AE"/>
-        </w:rPr>
-      </w:r>
-    </w:p>
-    <w:p>
-      <w:pPr>
-        <w:bidi/>
-      </w:pPr>
-      <w:r>
-        <w:rPr>
-          <w:lang w:val="ar_AE" w:bidi="ar_AE"/>
-        </w:rPr>
-      </w:r>
-    </w:p>
-    <w:p>
-      <w:pPr>
-        <w:pStyle w:val="Heading2"/>
-        <w:bidi/>
-      </w:pPr>
-      <w:r>
-        <w:rPr>
-          <w:lang w:val="ar_AE" w:bidi="ar_AE"/>
-        </w:rPr>
-        <w:t>رئيس ربع*</w:t>
-      </w:r>
-      <w:r>
-        <w:rPr>
-          <w:lang w:val="ar_AE" w:bidi="ar_AE"/>
-        </w:rPr>
-      </w:r>
-    </w:p>
-    <w:p>
-      <w:pPr>
-        <w:bidi/>
-      </w:pPr>
-      <w:r>
-        <w:rPr>
-          <w:lang w:val="ar_AE" w:bidi="ar_AE"/>
-        </w:rPr>
-      </w:r>
-      <w:r>
-        <w:rPr>
-          <w:lang w:val="ar_AE" w:bidi="ar_AE"/>
-        </w:rPr>
-        <w:t>لقب فئة من ولاة الأقاليم الرومان. كان رؤساء الأرباع أمراء تابعين لم يعتبروا مهمين بما يكفي لتعيينهم ملوكًا. كان اللقب يُستخدَم في المقاطعات الرومانية في تساليا وغلاطية وسوريا. ويبدو أن أصل اللقب جاء من الحكام الذين حكموا ربع منطقة أو بلد، كما كانت الحال في سوريا بعد وفاة هيرودس الكبير. بحلول العهد الجديد، كانت الأهمية اللغوية للكلمة قد تضاءلت، بحيث أصبح اللقب لا يشير إلا إلى الأمراء الثانويين. يُذكر ثلاثة رؤساء أرباع في الكتاب المقدس. يذكر لوقا أن هيرودس (أنتيباس) كان رئيس ربع الجليل، وهيرودس فيليب كان رئيس ربع إِيطُورِيَّةَ وَكُورَةِ تَرَاخُونِيتِسَ، وَلِيسَانِيُوسُ رَئِيسَ رُبْعٍ عَلَى ٱلْأَبِلِيَّةِ (</w:t>
-      </w:r>
-      <w:hyperlink r:id="rId815">
-        <w:r>
-          <w:rPr>
-            <w:lang w:val="ar_AE" w:bidi="ar_AE"/>
-          </w:rPr>
-          <w:rPr>
-            <w:color w:val="0000EE"/>
-            <w:u w:val="single"/>
-          </w:rPr>
-          <w:t>لوقا 3: 1</w:t>
-        </w:r>
-      </w:hyperlink>
-      <w:r>
-        <w:rPr>
-          <w:lang w:val="ar_AE" w:bidi="ar_AE"/>
-        </w:rPr>
-        <w:t>). ومن بين هؤلاء، لم يُذكر سوى هيرودس في مكان آخر من الكتاب المقدس (</w:t>
-      </w:r>
-      <w:hyperlink r:id="rId816">
-        <w:r>
-          <w:rPr>
-            <w:lang w:val="ar_AE" w:bidi="ar_AE"/>
-          </w:rPr>
-          <w:rPr>
-            <w:color w:val="0000EE"/>
-            <w:u w:val="single"/>
-          </w:rPr>
-          <w:t>متى 14: 1</w:t>
-        </w:r>
-      </w:hyperlink>
-      <w:r>
-        <w:rPr>
-          <w:lang w:val="ar_AE" w:bidi="ar_AE"/>
-        </w:rPr>
-        <w:t xml:space="preserve">؛ </w:t>
-      </w:r>
-      <w:hyperlink r:id="rId817">
-        <w:r>
-          <w:rPr>
-            <w:lang w:val="ar_AE" w:bidi="ar_AE"/>
-          </w:rPr>
-          <w:rPr>
-            <w:color w:val="0000EE"/>
-            <w:u w:val="single"/>
-          </w:rPr>
-          <w:t>لوقا 3: 19</w:t>
-        </w:r>
-      </w:hyperlink>
-      <w:r>
-        <w:rPr>
-          <w:lang w:val="ar_AE" w:bidi="ar_AE"/>
-        </w:rPr>
-        <w:t xml:space="preserve">؛ </w:t>
-      </w:r>
-      <w:hyperlink r:id="rId818">
-        <w:r>
-          <w:rPr>
-            <w:lang w:val="ar_AE" w:bidi="ar_AE"/>
-          </w:rPr>
-          <w:rPr>
-            <w:color w:val="0000EE"/>
-            <w:u w:val="single"/>
-          </w:rPr>
-          <w:t>9: 7</w:t>
-        </w:r>
-      </w:hyperlink>
-      <w:r>
-        <w:rPr>
-          <w:lang w:val="ar_AE" w:bidi="ar_AE"/>
-        </w:rPr>
-        <w:t xml:space="preserve">؛ </w:t>
-      </w:r>
-      <w:hyperlink r:id="rId819">
-        <w:r>
-          <w:rPr>
-            <w:lang w:val="ar_AE" w:bidi="ar_AE"/>
-          </w:rPr>
-          <w:rPr>
-            <w:color w:val="0000EE"/>
-            <w:u w:val="single"/>
-          </w:rPr>
-          <w:t>أعمال الرسل 13: 1</w:t>
-        </w:r>
-      </w:hyperlink>
-      <w:r>
-        <w:rPr>
-          <w:lang w:val="ar_AE" w:bidi="ar_AE"/>
-        </w:rPr>
-        <w:t>). إن أهمية هيرودس الكبرى تُشير إليها أيضًا باسم "الملك" من قبل رعاياه اليهود (</w:t>
-      </w:r>
-      <w:hyperlink r:id="rId820">
-        <w:r>
-          <w:rPr>
-            <w:lang w:val="ar_AE" w:bidi="ar_AE"/>
-          </w:rPr>
-          <w:rPr>
-            <w:color w:val="0000EE"/>
-            <w:u w:val="single"/>
-          </w:rPr>
-          <w:t>متى 14: 9</w:t>
-        </w:r>
-      </w:hyperlink>
-      <w:r>
-        <w:rPr>
-          <w:lang w:val="ar_AE" w:bidi="ar_AE"/>
-        </w:rPr>
-        <w:t xml:space="preserve">؛ </w:t>
-      </w:r>
-      <w:hyperlink r:id="rId821">
-        <w:r>
-          <w:rPr>
-            <w:lang w:val="ar_AE" w:bidi="ar_AE"/>
-          </w:rPr>
-          <w:rPr>
-            <w:color w:val="0000EE"/>
-            <w:u w:val="single"/>
-          </w:rPr>
-          <w:t>مرقس 6: 14</w:t>
-        </w:r>
-      </w:hyperlink>
-      <w:r>
-        <w:rPr>
-          <w:lang w:val="ar_AE" w:bidi="ar_AE"/>
-        </w:rPr>
-        <w:t>).</w:t>
-      </w:r>
-      <w:r>
-        <w:rPr>
-          <w:lang w:val="ar_AE" w:bidi="ar_AE"/>
-        </w:rPr>
-      </w:r>
-      <w:r>
-        <w:rPr>
-          <w:lang w:val="ar_AE" w:bidi="ar_AE"/>
-        </w:rPr>
-      </w:r>
-    </w:p>
-    <w:p>
-      <w:pPr>
-        <w:bidi/>
-      </w:pPr>
-      <w:r>
-        <w:rPr>
-          <w:lang w:val="ar_AE" w:bidi="ar_AE"/>
-        </w:rPr>
-      </w:r>
-    </w:p>
-    <w:p>
-      <w:pPr>
-        <w:pStyle w:val="Heading2"/>
-        <w:bidi/>
-      </w:pPr>
-      <w:r>
-        <w:rPr>
-          <w:lang w:val="ar_AE" w:bidi="ar_AE"/>
-        </w:rPr>
-        <w:t>رؤيوي*</w:t>
-      </w:r>
-      <w:r>
-        <w:rPr>
-          <w:lang w:val="ar_AE" w:bidi="ar_AE"/>
-        </w:rPr>
-      </w:r>
-    </w:p>
-    <w:p>
-      <w:pPr>
-        <w:bidi/>
-      </w:pPr>
-      <w:r>
-        <w:rPr>
-          <w:lang w:val="ar_AE" w:bidi="ar_AE"/>
-        </w:rPr>
-      </w:r>
-      <w:r>
-        <w:rPr>
-          <w:lang w:val="ar_AE" w:bidi="ar_AE"/>
-        </w:rPr>
-        <w:t>مصطلحٌ مشتقٌّ من لفظة يونانية بمعنى "إعلان" وَيُسْتَخْدَمُ للإشارة إلى نمطٍ فكريٍّ وقالبٍ من قوالب الأدب، ويتعامل كلاهما مع دينونة الله المستقبلية (الأُخْرَوِيَّات).</w:t>
-      </w:r>
-    </w:p>
-    <w:p>
-      <w:pPr>
-        <w:bidi/>
-      </w:pPr>
-      <w:r>
-        <w:rPr>
-          <w:lang w:val="ar_AE" w:bidi="ar_AE"/>
-        </w:rPr>
-      </w:r>
-      <w:r>
-        <w:rPr>
-          <w:lang w:val="ar_AE" w:bidi="ar_AE"/>
-        </w:rPr>
-        <w:t>يتكون الأدب الذي يُوصَفُ بأنه "رؤيوي" من مؤلَّفات إما أنها إعلانات إلهية يتلقاها مؤلفوها أو مؤلَّفات تقرِّر أنها كذلك. بحسب المعتاد يتلقَّى مؤلِّفو هذه الإعلانات في شكلِ رؤًى. يتمُّ سردُها بالتفصيل المصحوب بالتفسير. النصف الثاني من سِفْر دانيآل (</w:t>
-      </w:r>
-      <w:hyperlink r:id="rId822">
-        <w:r>
-          <w:rPr>
-            <w:lang w:val="ar_AE" w:bidi="ar_AE"/>
-          </w:rPr>
-          <w:rPr>
-            <w:color w:val="0000EE"/>
-            <w:u w:val="single"/>
-          </w:rPr>
-          <w:t>الفصول 7–12</w:t>
-        </w:r>
-      </w:hyperlink>
-      <w:r>
-        <w:rPr>
-          <w:lang w:val="ar_AE" w:bidi="ar_AE"/>
-        </w:rPr>
-        <w:t xml:space="preserve">) مملوء بمثل هذه الرؤى، وهكذا الحال في سِفْر الرُّؤيا بأكمله. مع أن الرؤى الإعلانية تأتي أيضًا بشكل متكرِّر في أدب العهد القديم النبوي (على سبيل المثال، </w:t>
-      </w:r>
-      <w:hyperlink r:id="rId794">
         <w:r>
           <w:rPr>
             <w:lang w:val="ar_AE" w:bidi="ar_AE"/>
